--- a/Documenti/relazione finale.docx
+++ b/Documenti/relazione finale.docx
@@ -4,7 +4,13 @@
   <w:body>
     <w:p>
       <w:r>
-        <w:t xml:space="preserve">Titolo: </w:t>
+        <w:rPr>
+          <w:color w:val="FF0000"/>
+        </w:rPr>
+        <w:t>Titolo</w:t>
+      </w:r>
+      <w:r>
+        <w:t xml:space="preserve">: </w:t>
       </w:r>
       <w:proofErr w:type="spellStart"/>
       <w:r>
@@ -14,16 +20,493 @@
     </w:p>
     <w:p>
       <w:r>
-        <w:t xml:space="preserve">Introduzione: </w:t>
+        <w:rPr>
+          <w:color w:val="FF0000"/>
+        </w:rPr>
+        <w:t>Introduzione</w:t>
+      </w:r>
+      <w:r>
+        <w:t>:</w:t>
       </w:r>
     </w:p>
     <w:p>
       <w:r>
-        <w:t>scopo e motivazioni: La nostra applicazione si prefigge l’obiettivo di mettere a disposizione un portale per memorizzare i dati dei propri animali domestici e poter comunicare con vari fornitori di servizi.</w:t>
+        <w:rPr>
+          <w:color w:val="FF0000"/>
+        </w:rPr>
+        <w:t xml:space="preserve">scopo e motivazioni: </w:t>
+      </w:r>
+      <w:r>
+        <w:t xml:space="preserve">La nostra applicazione </w:t>
+      </w:r>
+      <w:r>
+        <w:t>ha come</w:t>
+      </w:r>
+      <w:r>
+        <w:t xml:space="preserve"> obiettivo </w:t>
+      </w:r>
+      <w:r>
+        <w:t>il</w:t>
+      </w:r>
+      <w:r>
+        <w:t xml:space="preserve"> mettere a disposizione un portale per memorizzare i dati dei propri animali domestici</w:t>
+      </w:r>
+      <w:r>
+        <w:t>, i loro bisogni e appuntamenti.</w:t>
+      </w:r>
+      <w:r>
+        <w:t xml:space="preserve"> </w:t>
+      </w:r>
+      <w:r>
+        <w:t>È inoltre possibile cercare attività e servizi legati agli animali da compagnia, consultarne orari, recensioni e fissare appuntamenti.</w:t>
       </w:r>
     </w:p>
-    <w:p/>
-    <w:p/>
+    <w:p>
+      <w:pPr>
+        <w:rPr>
+          <w:color w:val="000000" w:themeColor="text1"/>
+        </w:rPr>
+      </w:pPr>
+      <w:r>
+        <w:rPr>
+          <w:color w:val="FF0000"/>
+        </w:rPr>
+        <w:t>Architettura sistema</w:t>
+      </w:r>
+      <w:r>
+        <w:rPr>
+          <w:color w:val="FF0000"/>
+        </w:rPr>
+        <w:t xml:space="preserve"> e materiali utilizzati</w:t>
+      </w:r>
+      <w:r>
+        <w:rPr>
+          <w:color w:val="FF0000"/>
+        </w:rPr>
+        <w:t xml:space="preserve">: </w:t>
+      </w:r>
+      <w:r>
+        <w:rPr>
+          <w:color w:val="000000" w:themeColor="text1"/>
+        </w:rPr>
+        <w:t>Nella parte user cliente in app si può avere una lista dei nostri animali, possiamo aggiungere le loro caratteristiche e catalogare il loro stato d’animo e la cartella clinica. Ogni utente ha un calendario dove si possono segnare gli appuntamenti dei propri animali e prenotarne di nuovi, si potranno lasciare recensioni ai servizi usufruiti.</w:t>
+      </w:r>
+    </w:p>
+    <w:p>
+      <w:pPr>
+        <w:rPr>
+          <w:color w:val="000000" w:themeColor="text1"/>
+        </w:rPr>
+      </w:pPr>
+      <w:r>
+        <w:rPr>
+          <w:color w:val="000000" w:themeColor="text1"/>
+        </w:rPr>
+        <w:t xml:space="preserve">Da lato web </w:t>
+      </w:r>
+      <w:r>
+        <w:rPr>
+          <w:color w:val="000000" w:themeColor="text1"/>
+        </w:rPr>
+        <w:t xml:space="preserve">desktop </w:t>
+      </w:r>
+      <w:r>
+        <w:rPr>
+          <w:color w:val="000000" w:themeColor="text1"/>
+        </w:rPr>
+        <w:t>un esercente di servizi creerà un suo profilo e gestirà le proprie attività, inserendo orari, indirizzo, foto e descrizioni. Potranno essere visualizzate le recensioni di ogni attività e si disporrà di un calendario per poter accettare o rifiutare le richieste di appuntamento dei clienti.</w:t>
+      </w:r>
+    </w:p>
+    <w:p>
+      <w:r>
+        <w:t>L’app</w:t>
+      </w:r>
+      <w:r>
+        <w:t xml:space="preserve"> </w:t>
+      </w:r>
+      <w:r>
+        <w:t>è stata creata attraverso Android studio con file xml per la parte grafica e java per la logica. La versione Android che abbiamo usato è la versione 23</w:t>
+      </w:r>
+      <w:r>
+        <w:t xml:space="preserve"> “</w:t>
+      </w:r>
+      <w:r>
+        <w:t>Marshmallow</w:t>
+      </w:r>
+      <w:r>
+        <w:t>”.</w:t>
+      </w:r>
+      <w:r>
+        <w:t xml:space="preserve"> </w:t>
+      </w:r>
+      <w:r>
+        <w:rPr>
+          <w:highlight w:val="yellow"/>
+        </w:rPr>
+        <w:t xml:space="preserve">come DBMS abbiamo usato </w:t>
+      </w:r>
+      <w:proofErr w:type="spellStart"/>
+      <w:r>
+        <w:rPr>
+          <w:highlight w:val="yellow"/>
+        </w:rPr>
+        <w:t>SQLite</w:t>
+      </w:r>
+      <w:proofErr w:type="spellEnd"/>
+      <w:r>
+        <w:rPr>
+          <w:highlight w:val="yellow"/>
+        </w:rPr>
+        <w:t xml:space="preserve">, comunicando tra back-end e front-end con JSON con </w:t>
+      </w:r>
+      <w:proofErr w:type="spellStart"/>
+      <w:r>
+        <w:rPr>
+          <w:highlight w:val="yellow"/>
+        </w:rPr>
+        <w:t>Flask</w:t>
+      </w:r>
+      <w:proofErr w:type="spellEnd"/>
+      <w:r>
+        <w:rPr>
+          <w:highlight w:val="yellow"/>
+        </w:rPr>
+        <w:t>.</w:t>
+      </w:r>
+      <w:r>
+        <w:t xml:space="preserve"> </w:t>
+      </w:r>
+      <w:r>
+        <w:t>Abbiamo usato “</w:t>
+      </w:r>
+      <w:proofErr w:type="spellStart"/>
+      <w:r>
+        <w:t>Fork</w:t>
+      </w:r>
+      <w:proofErr w:type="spellEnd"/>
+      <w:r>
+        <w:t>”, un sistema collegato a GitHub per scambiarci file durante il lavoro</w:t>
+      </w:r>
+      <w:r>
+        <w:t>.</w:t>
+      </w:r>
+    </w:p>
+    <w:p>
+      <w:pPr>
+        <w:rPr>
+          <w:color w:val="FF0000"/>
+        </w:rPr>
+      </w:pPr>
+      <w:r>
+        <w:rPr>
+          <w:color w:val="FF0000"/>
+        </w:rPr>
+        <w:t xml:space="preserve">Struttura dei dati e modello ER: </w:t>
+      </w:r>
+    </w:p>
+    <w:p>
+      <w:pPr>
+        <w:rPr>
+          <w:color w:val="000000" w:themeColor="text1"/>
+        </w:rPr>
+      </w:pPr>
+      <w:r>
+        <w:rPr>
+          <w:color w:val="000000" w:themeColor="text1"/>
+        </w:rPr>
+        <w:t xml:space="preserve">le relazioni tra le entità che abbiamo </w:t>
+      </w:r>
+      <w:r>
+        <w:rPr>
+          <w:color w:val="000000" w:themeColor="text1"/>
+        </w:rPr>
+        <w:t>rilevato sono queste:</w:t>
+      </w:r>
+    </w:p>
+    <w:p>
+      <w:pPr>
+        <w:jc w:val="center"/>
+        <w:rPr>
+          <w:color w:val="000000" w:themeColor="text1"/>
+        </w:rPr>
+      </w:pPr>
+      <w:r>
+        <w:rPr>
+          <w:noProof/>
+          <w:sz w:val="28"/>
+          <w:szCs w:val="28"/>
+        </w:rPr>
+        <w:drawing>
+          <wp:inline distT="0" distB="0" distL="0" distR="0" wp14:anchorId="14801AA8" wp14:editId="66D8CB25">
+            <wp:extent cx="6317762" cy="3201670"/>
+            <wp:effectExtent l="0" t="0" r="6985" b="0"/>
+            <wp:docPr id="327982159" name="Immagine 1" descr="Immagine che contiene diagramma, linea, Policromia, design&#10;&#10;Il contenuto generato dall'IA potrebbe non essere corretto."/>
+            <wp:cNvGraphicFramePr>
+              <a:graphicFrameLocks xmlns:a="http://schemas.openxmlformats.org/drawingml/2006/main" noChangeAspect="1"/>
+            </wp:cNvGraphicFramePr>
+            <a:graphic xmlns:a="http://schemas.openxmlformats.org/drawingml/2006/main">
+              <a:graphicData uri="http://schemas.openxmlformats.org/drawingml/2006/picture">
+                <pic:pic xmlns:pic="http://schemas.openxmlformats.org/drawingml/2006/picture">
+                  <pic:nvPicPr>
+                    <pic:cNvPr id="327982159" name="Immagine 1" descr="Immagine che contiene diagramma, linea, Policromia, design&#10;&#10;Il contenuto generato dall'IA potrebbe non essere corretto."/>
+                    <pic:cNvPicPr>
+                      <a:picLocks noChangeAspect="1" noChangeArrowheads="1"/>
+                    </pic:cNvPicPr>
+                  </pic:nvPicPr>
+                  <pic:blipFill>
+                    <a:blip r:embed="rId4" cstate="print">
+                      <a:extLst>
+                        <a:ext uri="{28A0092B-C50C-407E-A947-70E740481C1C}">
+                          <a14:useLocalDpi xmlns:a14="http://schemas.microsoft.com/office/drawing/2010/main" val="0"/>
+                        </a:ext>
+                      </a:extLst>
+                    </a:blip>
+                    <a:srcRect/>
+                    <a:stretch>
+                      <a:fillRect/>
+                    </a:stretch>
+                  </pic:blipFill>
+                  <pic:spPr bwMode="auto">
+                    <a:xfrm>
+                      <a:off x="0" y="0"/>
+                      <a:ext cx="6361648" cy="3223910"/>
+                    </a:xfrm>
+                    <a:prstGeom prst="rect">
+                      <a:avLst/>
+                    </a:prstGeom>
+                    <a:noFill/>
+                    <a:ln>
+                      <a:noFill/>
+                    </a:ln>
+                  </pic:spPr>
+                </pic:pic>
+              </a:graphicData>
+            </a:graphic>
+          </wp:inline>
+        </w:drawing>
+      </w:r>
+    </w:p>
+    <w:p>
+      <w:pPr>
+        <w:rPr>
+          <w:color w:val="000000" w:themeColor="text1"/>
+        </w:rPr>
+      </w:pPr>
+    </w:p>
+    <w:p>
+      <w:pPr>
+        <w:rPr>
+          <w:color w:val="000000" w:themeColor="text1"/>
+        </w:rPr>
+      </w:pPr>
+    </w:p>
+    <w:p>
+      <w:r>
+        <w:t>Nel database avremo delle tabelle divise in questo modo:</w:t>
+      </w:r>
+    </w:p>
+    <w:p>
+      <w:r>
+        <w:drawing>
+          <wp:inline distT="0" distB="0" distL="0" distR="0" wp14:anchorId="0D0A80E2" wp14:editId="4439A26B">
+            <wp:extent cx="6120130" cy="2148205"/>
+            <wp:effectExtent l="0" t="0" r="0" b="4445"/>
+            <wp:docPr id="1661286114" name="Immagine 1" descr="Immagine che contiene testo, schermata, numero, Carattere&#10;&#10;Il contenuto generato dall'IA potrebbe non essere corretto."/>
+            <wp:cNvGraphicFramePr>
+              <a:graphicFrameLocks xmlns:a="http://schemas.openxmlformats.org/drawingml/2006/main" noChangeAspect="1"/>
+            </wp:cNvGraphicFramePr>
+            <a:graphic xmlns:a="http://schemas.openxmlformats.org/drawingml/2006/main">
+              <a:graphicData uri="http://schemas.openxmlformats.org/drawingml/2006/picture">
+                <pic:pic xmlns:pic="http://schemas.openxmlformats.org/drawingml/2006/picture">
+                  <pic:nvPicPr>
+                    <pic:cNvPr id="1661286114" name="Immagine 1" descr="Immagine che contiene testo, schermata, numero, Carattere&#10;&#10;Il contenuto generato dall'IA potrebbe non essere corretto."/>
+                    <pic:cNvPicPr/>
+                  </pic:nvPicPr>
+                  <pic:blipFill>
+                    <a:blip r:embed="rId5"/>
+                    <a:stretch>
+                      <a:fillRect/>
+                    </a:stretch>
+                  </pic:blipFill>
+                  <pic:spPr>
+                    <a:xfrm>
+                      <a:off x="0" y="0"/>
+                      <a:ext cx="6120130" cy="2148205"/>
+                    </a:xfrm>
+                    <a:prstGeom prst="rect">
+                      <a:avLst/>
+                    </a:prstGeom>
+                  </pic:spPr>
+                </pic:pic>
+              </a:graphicData>
+            </a:graphic>
+          </wp:inline>
+        </w:drawing>
+      </w:r>
+    </w:p>
+    <w:p>
+      <w:r>
+        <w:drawing>
+          <wp:inline distT="0" distB="0" distL="0" distR="0" wp14:anchorId="36CA88B4" wp14:editId="48327A5A">
+            <wp:extent cx="5949950" cy="2595927"/>
+            <wp:effectExtent l="0" t="0" r="0" b="0"/>
+            <wp:docPr id="765975892" name="Immagine 1" descr="Immagine che contiene testo, schermata, schermo, Carattere&#10;&#10;Il contenuto generato dall'IA potrebbe non essere corretto."/>
+            <wp:cNvGraphicFramePr>
+              <a:graphicFrameLocks xmlns:a="http://schemas.openxmlformats.org/drawingml/2006/main" noChangeAspect="1"/>
+            </wp:cNvGraphicFramePr>
+            <a:graphic xmlns:a="http://schemas.openxmlformats.org/drawingml/2006/main">
+              <a:graphicData uri="http://schemas.openxmlformats.org/drawingml/2006/picture">
+                <pic:pic xmlns:pic="http://schemas.openxmlformats.org/drawingml/2006/picture">
+                  <pic:nvPicPr>
+                    <pic:cNvPr id="765975892" name="Immagine 1" descr="Immagine che contiene testo, schermata, schermo, Carattere&#10;&#10;Il contenuto generato dall'IA potrebbe non essere corretto."/>
+                    <pic:cNvPicPr/>
+                  </pic:nvPicPr>
+                  <pic:blipFill>
+                    <a:blip r:embed="rId6"/>
+                    <a:stretch>
+                      <a:fillRect/>
+                    </a:stretch>
+                  </pic:blipFill>
+                  <pic:spPr>
+                    <a:xfrm>
+                      <a:off x="0" y="0"/>
+                      <a:ext cx="5978301" cy="2608296"/>
+                    </a:xfrm>
+                    <a:prstGeom prst="rect">
+                      <a:avLst/>
+                    </a:prstGeom>
+                  </pic:spPr>
+                </pic:pic>
+              </a:graphicData>
+            </a:graphic>
+          </wp:inline>
+        </w:drawing>
+      </w:r>
+    </w:p>
+    <w:p>
+      <w:r>
+        <w:drawing>
+          <wp:inline distT="0" distB="0" distL="0" distR="0" wp14:anchorId="5522FF3C" wp14:editId="4141C8CF">
+            <wp:extent cx="6120130" cy="3412490"/>
+            <wp:effectExtent l="0" t="0" r="0" b="0"/>
+            <wp:docPr id="2063946779" name="Immagine 1" descr="Immagine che contiene testo, schermata, diagramma, numero&#10;&#10;Il contenuto generato dall'IA potrebbe non essere corretto."/>
+            <wp:cNvGraphicFramePr>
+              <a:graphicFrameLocks xmlns:a="http://schemas.openxmlformats.org/drawingml/2006/main" noChangeAspect="1"/>
+            </wp:cNvGraphicFramePr>
+            <a:graphic xmlns:a="http://schemas.openxmlformats.org/drawingml/2006/main">
+              <a:graphicData uri="http://schemas.openxmlformats.org/drawingml/2006/picture">
+                <pic:pic xmlns:pic="http://schemas.openxmlformats.org/drawingml/2006/picture">
+                  <pic:nvPicPr>
+                    <pic:cNvPr id="2063946779" name="Immagine 1" descr="Immagine che contiene testo, schermata, diagramma, numero&#10;&#10;Il contenuto generato dall'IA potrebbe non essere corretto."/>
+                    <pic:cNvPicPr/>
+                  </pic:nvPicPr>
+                  <pic:blipFill>
+                    <a:blip r:embed="rId7"/>
+                    <a:stretch>
+                      <a:fillRect/>
+                    </a:stretch>
+                  </pic:blipFill>
+                  <pic:spPr>
+                    <a:xfrm>
+                      <a:off x="0" y="0"/>
+                      <a:ext cx="6120130" cy="3412490"/>
+                    </a:xfrm>
+                    <a:prstGeom prst="rect">
+                      <a:avLst/>
+                    </a:prstGeom>
+                  </pic:spPr>
+                </pic:pic>
+              </a:graphicData>
+            </a:graphic>
+          </wp:inline>
+        </w:drawing>
+      </w:r>
+    </w:p>
+    <w:p>
+      <w:r>
+        <w:lastRenderedPageBreak/>
+        <w:t>Unendo poi i due schemi otteniamo questi collegamenti:</w:t>
+      </w:r>
+    </w:p>
+    <w:p>
+      <w:r>
+        <w:rPr>
+          <w:noProof/>
+          <w:sz w:val="28"/>
+          <w:szCs w:val="28"/>
+        </w:rPr>
+        <w:drawing>
+          <wp:anchor distT="0" distB="0" distL="114300" distR="114300" simplePos="0" relativeHeight="251659264" behindDoc="0" locked="0" layoutInCell="1" allowOverlap="1" wp14:anchorId="4D5FA3C1" wp14:editId="0F100F34">
+            <wp:simplePos x="0" y="0"/>
+            <wp:positionH relativeFrom="margin">
+              <wp:posOffset>-478790</wp:posOffset>
+            </wp:positionH>
+            <wp:positionV relativeFrom="paragraph">
+              <wp:posOffset>320040</wp:posOffset>
+            </wp:positionV>
+            <wp:extent cx="6986905" cy="4832350"/>
+            <wp:effectExtent l="0" t="0" r="4445" b="6350"/>
+            <wp:wrapThrough wrapText="bothSides">
+              <wp:wrapPolygon edited="0">
+                <wp:start x="0" y="0"/>
+                <wp:lineTo x="0" y="21543"/>
+                <wp:lineTo x="21555" y="21543"/>
+                <wp:lineTo x="21555" y="0"/>
+                <wp:lineTo x="0" y="0"/>
+              </wp:wrapPolygon>
+            </wp:wrapThrough>
+            <wp:docPr id="925959555" name="Immagine 2" descr="Immagine che contiene testo, diagramma, schermata, Piano"/>
+            <wp:cNvGraphicFramePr>
+              <a:graphicFrameLocks xmlns:a="http://schemas.openxmlformats.org/drawingml/2006/main" noChangeAspect="1"/>
+            </wp:cNvGraphicFramePr>
+            <a:graphic xmlns:a="http://schemas.openxmlformats.org/drawingml/2006/main">
+              <a:graphicData uri="http://schemas.openxmlformats.org/drawingml/2006/picture">
+                <pic:pic xmlns:pic="http://schemas.openxmlformats.org/drawingml/2006/picture">
+                  <pic:nvPicPr>
+                    <pic:cNvPr id="925959555" name="Immagine 2" descr="Immagine che contiene testo, diagramma, schermata, Piano"/>
+                    <pic:cNvPicPr>
+                      <a:picLocks noChangeAspect="1" noChangeArrowheads="1"/>
+                    </pic:cNvPicPr>
+                  </pic:nvPicPr>
+                  <pic:blipFill>
+                    <a:blip r:embed="rId8" cstate="print">
+                      <a:extLst>
+                        <a:ext uri="{28A0092B-C50C-407E-A947-70E740481C1C}">
+                          <a14:useLocalDpi xmlns:a14="http://schemas.microsoft.com/office/drawing/2010/main" val="0"/>
+                        </a:ext>
+                      </a:extLst>
+                    </a:blip>
+                    <a:srcRect/>
+                    <a:stretch>
+                      <a:fillRect/>
+                    </a:stretch>
+                  </pic:blipFill>
+                  <pic:spPr bwMode="auto">
+                    <a:xfrm>
+                      <a:off x="0" y="0"/>
+                      <a:ext cx="6986905" cy="4832350"/>
+                    </a:xfrm>
+                    <a:prstGeom prst="rect">
+                      <a:avLst/>
+                    </a:prstGeom>
+                    <a:noFill/>
+                    <a:ln>
+                      <a:noFill/>
+                    </a:ln>
+                  </pic:spPr>
+                </pic:pic>
+              </a:graphicData>
+            </a:graphic>
+            <wp14:sizeRelH relativeFrom="page">
+              <wp14:pctWidth>0</wp14:pctWidth>
+            </wp14:sizeRelH>
+            <wp14:sizeRelV relativeFrom="page">
+              <wp14:pctHeight>0</wp14:pctHeight>
+            </wp14:sizeRelV>
+          </wp:anchor>
+        </w:drawing>
+      </w:r>
+    </w:p>
     <w:sectPr>
       <w:pgSz w:w="11906" w:h="16838"/>
       <w:pgMar w:top="1417" w:right="1134" w:bottom="1134" w:left="1134" w:header="708" w:footer="708" w:gutter="0"/>
@@ -637,7 +1120,6 @@
   <w:style w:type="character" w:default="1" w:styleId="Carpredefinitoparagrafo">
     <w:name w:val="Default Paragraph Font"/>
     <w:uiPriority w:val="1"/>
-    <w:semiHidden/>
     <w:unhideWhenUsed/>
   </w:style>
   <w:style w:type="table" w:default="1" w:styleId="Tabellanormale">

--- a/Documenti/relazione finale.docx
+++ b/Documenti/relazione finale.docx
@@ -3,105 +3,275 @@
 <w:document xmlns:wpc="http://schemas.microsoft.com/office/word/2010/wordprocessingCanvas" xmlns:cx="http://schemas.microsoft.com/office/drawing/2014/chartex" xmlns:cx1="http://schemas.microsoft.com/office/drawing/2015/9/8/chartex" xmlns:cx2="http://schemas.microsoft.com/office/drawing/2015/10/21/chartex" xmlns:cx3="http://schemas.microsoft.com/office/drawing/2016/5/9/chartex" xmlns:cx4="http://schemas.microsoft.com/office/drawing/2016/5/10/chartex" xmlns:cx5="http://schemas.microsoft.com/office/drawing/2016/5/11/chartex" xmlns:cx6="http://schemas.microsoft.com/office/drawing/2016/5/12/chartex" xmlns:cx7="http://schemas.microsoft.com/office/drawing/2016/5/13/chartex" xmlns:cx8="http://schemas.microsoft.com/office/drawing/2016/5/14/chartex" xmlns:mc="http://schemas.openxmlformats.org/markup-compatibility/2006" xmlns:aink="http://schemas.microsoft.com/office/drawing/2016/ink" xmlns:am3d="http://schemas.microsoft.com/office/drawing/2017/model3d" xmlns:o="urn:schemas-microsoft-com:office:office" xmlns:oel="http://schemas.microsoft.com/office/2019/extlst" xmlns:r="http://schemas.openxmlformats.org/officeDocument/2006/relationships" xmlns:m="http://schemas.openxmlformats.org/officeDocument/2006/math" xmlns:v="urn:schemas-microsoft-com:vml" xmlns:wp14="http://schemas.microsoft.com/office/word/2010/wordprocessingDrawing" xmlns:wp="http://schemas.openxmlformats.org/drawingml/2006/wordprocessingDrawing" xmlns:w10="urn:schemas-microsoft-com:office:word" xmlns:w="http://schemas.openxmlformats.org/wordprocessingml/2006/main" xmlns:w14="http://schemas.microsoft.com/office/word/2010/wordml" xmlns:w15="http://schemas.microsoft.com/office/word/2012/wordml" xmlns:w16cex="http://schemas.microsoft.com/office/word/2018/wordml/cex" xmlns:w16cid="http://schemas.microsoft.com/office/word/2016/wordml/cid" xmlns:w16="http://schemas.microsoft.com/office/word/2018/wordml" xmlns:w16du="http://schemas.microsoft.com/office/word/2023/wordml/word16du" xmlns:w16sdtdh="http://schemas.microsoft.com/office/word/2020/wordml/sdtdatahash" xmlns:w16sdtfl="http://schemas.microsoft.com/office/word/2024/wordml/sdtformatlock" xmlns:w16se="http://schemas.microsoft.com/office/word/2015/wordml/symex" xmlns:wpg="http://schemas.microsoft.com/office/word/2010/wordprocessingGroup" xmlns:wpi="http://schemas.microsoft.com/office/word/2010/wordprocessingInk" xmlns:wne="http://schemas.microsoft.com/office/word/2006/wordml" xmlns:wps="http://schemas.microsoft.com/office/word/2010/wordprocessingShape" mc:Ignorable="w14 w15 w16se w16cid w16 w16cex w16sdtdh w16sdtfl w16du wp14">
   <w:body>
     <w:p>
+      <w:pPr>
+        <w:rPr>
+          <w:sz w:val="36"/>
+          <w:szCs w:val="36"/>
+        </w:rPr>
+      </w:pPr>
+      <w:proofErr w:type="spellStart"/>
+      <w:r>
+        <w:rPr>
+          <w:sz w:val="36"/>
+          <w:szCs w:val="36"/>
+        </w:rPr>
+        <w:t>Crikle</w:t>
+      </w:r>
+      <w:proofErr w:type="spellEnd"/>
+      <w:r>
+        <w:rPr>
+          <w:sz w:val="36"/>
+          <w:szCs w:val="36"/>
+        </w:rPr>
+        <w:t xml:space="preserve"> (o </w:t>
+      </w:r>
+      <w:proofErr w:type="spellStart"/>
+      <w:r>
+        <w:rPr>
+          <w:sz w:val="36"/>
+          <w:szCs w:val="36"/>
+        </w:rPr>
+        <w:t>Apppet</w:t>
+      </w:r>
+      <w:proofErr w:type="spellEnd"/>
+      <w:r>
+        <w:rPr>
+          <w:sz w:val="36"/>
+          <w:szCs w:val="36"/>
+        </w:rPr>
+        <w:t>)</w:t>
+      </w:r>
+    </w:p>
+    <w:p>
+      <w:pPr>
+        <w:rPr>
+          <w:sz w:val="36"/>
+          <w:szCs w:val="36"/>
+        </w:rPr>
+      </w:pPr>
+      <w:r>
+        <w:rPr>
+          <w:sz w:val="36"/>
+          <w:szCs w:val="36"/>
+        </w:rPr>
+        <w:t>Introduzione</w:t>
+      </w:r>
+    </w:p>
+    <w:p>
+      <w:r>
+        <w:t>Durante il corso IFTS developer ci sono stati insegnati vari linguaggi di programmazione con varie funzioni e obiettivi</w:t>
+      </w:r>
+      <w:r>
+        <w:t xml:space="preserve">, la classe è stata poi divisa in gruppi per poter usare le conoscenze acquisite per creare </w:t>
+      </w:r>
+      <w:proofErr w:type="gramStart"/>
+      <w:r>
+        <w:t>un’ app</w:t>
+      </w:r>
+      <w:proofErr w:type="gramEnd"/>
+      <w:r>
+        <w:t xml:space="preserve"> e un sito collegati a un database. Il gruppo che ha creato l’applicazione </w:t>
+      </w:r>
+      <w:proofErr w:type="spellStart"/>
       <w:r>
         <w:rPr>
           <w:color w:val="FF0000"/>
         </w:rPr>
-        <w:t>Titolo</w:t>
-      </w:r>
-      <w:r>
-        <w:t xml:space="preserve">: </w:t>
+        <w:t>Crikle</w:t>
+      </w:r>
+      <w:proofErr w:type="spellEnd"/>
+      <w:r>
+        <w:rPr>
+          <w:color w:val="FF0000"/>
+        </w:rPr>
+        <w:t xml:space="preserve"> o </w:t>
       </w:r>
       <w:proofErr w:type="spellStart"/>
       <w:r>
-        <w:t>Cricle</w:t>
+        <w:rPr>
+          <w:color w:val="FF0000"/>
+        </w:rPr>
+        <w:t>apppet</w:t>
       </w:r>
       <w:proofErr w:type="spellEnd"/>
-    </w:p>
-    <w:p>
       <w:r>
         <w:rPr>
           <w:color w:val="FF0000"/>
         </w:rPr>
-        <w:t>Introduzione</w:t>
-      </w:r>
-      <w:r>
-        <w:t>:</w:t>
-      </w:r>
-    </w:p>
-    <w:p>
+        <w:t xml:space="preserve"> </w:t>
+      </w:r>
+      <w:r>
+        <w:t>è formato da G. Tomasso, F. Panceri, L. Albertario e L. Gabello.</w:t>
+      </w:r>
+    </w:p>
+    <w:p>
+      <w:pPr>
+        <w:rPr>
+          <w:sz w:val="36"/>
+          <w:szCs w:val="36"/>
+        </w:rPr>
+      </w:pPr>
+      <w:r>
+        <w:rPr>
+          <w:sz w:val="36"/>
+          <w:szCs w:val="36"/>
+        </w:rPr>
+        <w:t>scopo e motivazioni</w:t>
+      </w:r>
+    </w:p>
+    <w:p>
+      <w:r>
+        <w:t xml:space="preserve">La nostra applicazione </w:t>
+      </w:r>
+      <w:r>
+        <w:t>ha come</w:t>
+      </w:r>
+      <w:r>
+        <w:t xml:space="preserve"> obiettivo </w:t>
+      </w:r>
+      <w:r>
+        <w:t>il</w:t>
+      </w:r>
+      <w:r>
+        <w:t xml:space="preserve"> mettere a disposizione un portale per memorizzare i dati dei propri animali domestici</w:t>
+      </w:r>
+      <w:r>
+        <w:t>, i loro bisogni e appuntamenti.</w:t>
+      </w:r>
+      <w:r>
+        <w:t xml:space="preserve"> </w:t>
+      </w:r>
+      <w:r>
+        <w:t>È inoltre possibile cercare attività e servizi legati agli animali da compagnia, consultarne orari, recensioni e fissare appuntamenti.</w:t>
+      </w:r>
+      <w:r>
+        <w:t xml:space="preserve"> </w:t>
+      </w:r>
+      <w:r>
+        <w:rPr>
+          <w:color w:val="C00000"/>
+        </w:rPr>
+        <w:t xml:space="preserve">Le funzionalità </w:t>
+      </w:r>
+      <w:proofErr w:type="gramStart"/>
+      <w:r>
+        <w:rPr>
+          <w:color w:val="C00000"/>
+        </w:rPr>
+        <w:t>dell’ app</w:t>
+      </w:r>
+      <w:proofErr w:type="gramEnd"/>
+      <w:r>
+        <w:rPr>
+          <w:color w:val="C00000"/>
+        </w:rPr>
+        <w:t xml:space="preserve"> sono state pensate in base a cosa potrebbe servire a una persona con animali domestici e a come semplificare la loro organizzazione, dato che per primi i membri del gruppo hanno appunto più animali a carico</w:t>
+      </w:r>
+      <w:r>
+        <w:t>.</w:t>
+      </w:r>
+    </w:p>
+    <w:p>
+      <w:pPr>
+        <w:rPr>
+          <w:sz w:val="36"/>
+          <w:szCs w:val="36"/>
+        </w:rPr>
+      </w:pPr>
+      <w:r>
+        <w:rPr>
+          <w:sz w:val="36"/>
+          <w:szCs w:val="36"/>
+        </w:rPr>
+        <w:t>Architettura sistema</w:t>
+      </w:r>
+      <w:r>
+        <w:rPr>
+          <w:sz w:val="36"/>
+          <w:szCs w:val="36"/>
+        </w:rPr>
+        <w:t xml:space="preserve"> e materiali utilizzati</w:t>
+      </w:r>
+    </w:p>
+    <w:p>
+      <w:pPr>
+        <w:rPr>
+          <w:color w:val="000000" w:themeColor="text1"/>
+        </w:rPr>
+      </w:pPr>
       <w:r>
         <w:rPr>
           <w:color w:val="FF0000"/>
         </w:rPr>
-        <w:t xml:space="preserve">scopo e motivazioni: </w:t>
-      </w:r>
-      <w:r>
-        <w:t xml:space="preserve">La nostra applicazione </w:t>
-      </w:r>
-      <w:r>
-        <w:t>ha come</w:t>
-      </w:r>
-      <w:r>
-        <w:t xml:space="preserve"> obiettivo </w:t>
-      </w:r>
-      <w:r>
-        <w:t>il</w:t>
-      </w:r>
-      <w:r>
-        <w:t xml:space="preserve"> mettere a disposizione un portale per memorizzare i dati dei propri animali domestici</w:t>
-      </w:r>
-      <w:r>
-        <w:t>, i loro bisogni e appuntamenti.</w:t>
-      </w:r>
-      <w:r>
         <w:t xml:space="preserve"> </w:t>
       </w:r>
       <w:r>
-        <w:t>È inoltre possibile cercare attività e servizi legati agli animali da compagnia, consultarne orari, recensioni e fissare appuntamenti.</w:t>
-      </w:r>
-    </w:p>
-    <w:p>
-      <w:pPr>
         <w:rPr>
           <w:color w:val="000000" w:themeColor="text1"/>
         </w:rPr>
-      </w:pPr>
-      <w:r>
-        <w:rPr>
-          <w:color w:val="FF0000"/>
-        </w:rPr>
-        <w:t>Architettura sistema</w:t>
-      </w:r>
-      <w:r>
-        <w:rPr>
-          <w:color w:val="FF0000"/>
-        </w:rPr>
-        <w:t xml:space="preserve"> e materiali utilizzati</w:t>
-      </w:r>
-      <w:r>
-        <w:rPr>
-          <w:color w:val="FF0000"/>
-        </w:rPr>
-        <w:t xml:space="preserve">: </w:t>
-      </w:r>
+        <w:t xml:space="preserve">Nella parte user cliente in app si può avere una lista dei nostri animali, possiamo aggiungere le loro caratteristiche e catalogare il loro stato d’animo </w:t>
+      </w:r>
+      <w:proofErr w:type="gramStart"/>
       <w:r>
         <w:rPr>
           <w:color w:val="000000" w:themeColor="text1"/>
         </w:rPr>
-        <w:t>Nella parte user cliente in app si può avere una lista dei nostri animali, possiamo aggiungere le loro caratteristiche e catalogare il loro stato d’animo e la cartella clinica. Ogni utente ha un calendario dove si possono segnare gli appuntamenti dei propri animali e prenotarne di nuovi, si potranno lasciare recensioni ai servizi usufruiti.</w:t>
-      </w:r>
-    </w:p>
-    <w:p>
-      <w:pPr>
+        <w:t>e</w:t>
+      </w:r>
+      <w:proofErr w:type="gramEnd"/>
+      <w:r>
         <w:rPr>
           <w:color w:val="000000" w:themeColor="text1"/>
         </w:rPr>
-      </w:pPr>
+        <w:t xml:space="preserve"> </w:t>
+      </w:r>
       <w:r>
         <w:rPr>
           <w:color w:val="000000" w:themeColor="text1"/>
         </w:rPr>
+        <w:t>eventuali</w:t>
+      </w:r>
+      <w:r>
+        <w:rPr>
+          <w:color w:val="000000" w:themeColor="text1"/>
+        </w:rPr>
+        <w:t xml:space="preserve"> cartell</w:t>
+      </w:r>
+      <w:r>
+        <w:rPr>
+          <w:color w:val="000000" w:themeColor="text1"/>
+        </w:rPr>
+        <w:t>e</w:t>
+      </w:r>
+      <w:r>
+        <w:rPr>
+          <w:color w:val="000000" w:themeColor="text1"/>
+        </w:rPr>
+        <w:t xml:space="preserve"> clinic</w:t>
+      </w:r>
+      <w:r>
+        <w:rPr>
+          <w:color w:val="000000" w:themeColor="text1"/>
+        </w:rPr>
+        <w:t>he</w:t>
+      </w:r>
+      <w:r>
+        <w:rPr>
+          <w:color w:val="000000" w:themeColor="text1"/>
+        </w:rPr>
+        <w:t>. Ogni utente ha un calendario dove si possono segnare gli appuntamenti dei propri animali e prenotarne di nuovi, si potranno lasciare recensioni ai servizi usufruiti.</w:t>
+      </w:r>
+    </w:p>
+    <w:p>
+      <w:pPr>
+        <w:rPr>
+          <w:color w:val="000000" w:themeColor="text1"/>
+        </w:rPr>
+      </w:pPr>
+      <w:r>
+        <w:rPr>
+          <w:color w:val="000000" w:themeColor="text1"/>
+        </w:rPr>
         <w:t xml:space="preserve">Da lato web </w:t>
       </w:r>
       <w:r>
@@ -119,88 +289,84 @@
     </w:p>
     <w:p>
       <w:r>
-        <w:t>L’app</w:t>
-      </w:r>
-      <w:r>
-        <w:t xml:space="preserve"> </w:t>
-      </w:r>
-      <w:r>
-        <w:t>è stata creata attraverso Android studio con file xml per la parte grafica e java per la logica. La versione Android che abbiamo usato è la versione 23</w:t>
-      </w:r>
-      <w:r>
-        <w:t xml:space="preserve"> “</w:t>
-      </w:r>
-      <w:r>
-        <w:t>Marshmallow</w:t>
-      </w:r>
-      <w:r>
-        <w:t>”.</w:t>
-      </w:r>
-      <w:r>
-        <w:t xml:space="preserve"> </w:t>
-      </w:r>
-      <w:r>
-        <w:rPr>
-          <w:highlight w:val="yellow"/>
-        </w:rPr>
-        <w:t xml:space="preserve">come DBMS abbiamo usato </w:t>
+        <w:t>Durante il lavoro a</w:t>
+      </w:r>
+      <w:r>
+        <w:t>bbiamo usato “</w:t>
       </w:r>
       <w:proofErr w:type="spellStart"/>
       <w:r>
-        <w:rPr>
-          <w:highlight w:val="yellow"/>
-        </w:rPr>
-        <w:t>SQLite</w:t>
+        <w:t>Fork</w:t>
       </w:r>
       <w:proofErr w:type="spellEnd"/>
       <w:r>
-        <w:rPr>
-          <w:highlight w:val="yellow"/>
-        </w:rPr>
-        <w:t xml:space="preserve">, comunicando tra back-end e front-end con JSON con </w:t>
-      </w:r>
-      <w:proofErr w:type="spellStart"/>
-      <w:r>
-        <w:rPr>
-          <w:highlight w:val="yellow"/>
-        </w:rPr>
-        <w:t>Flask</w:t>
-      </w:r>
-      <w:proofErr w:type="spellEnd"/>
-      <w:r>
-        <w:rPr>
-          <w:highlight w:val="yellow"/>
-        </w:rPr>
-        <w:t>.</w:t>
-      </w:r>
-      <w:r>
-        <w:t xml:space="preserve"> </w:t>
-      </w:r>
-      <w:r>
-        <w:t>Abbiamo usato “</w:t>
-      </w:r>
-      <w:proofErr w:type="spellStart"/>
-      <w:r>
-        <w:t>Fork</w:t>
-      </w:r>
-      <w:proofErr w:type="spellEnd"/>
-      <w:r>
-        <w:t>”, un sistema collegato a GitHub per scambiarci file durante il lavoro</w:t>
-      </w:r>
-      <w:r>
-        <w:t>.</w:t>
-      </w:r>
-    </w:p>
-    <w:p>
-      <w:pPr>
-        <w:rPr>
-          <w:color w:val="FF0000"/>
-        </w:rPr>
-      </w:pPr>
-      <w:r>
-        <w:rPr>
-          <w:color w:val="FF0000"/>
-        </w:rPr>
+        <w:t>”, un sistema collegato a GitHub per scambiarci file</w:t>
+      </w:r>
+      <w:r>
+        <w:t xml:space="preserve"> in una cartella condivisa accessibile a tutti i membri del gruppo.</w:t>
+      </w:r>
+    </w:p>
+    <w:p>
+      <w:pPr>
+        <w:rPr>
+          <w:sz w:val="36"/>
+          <w:szCs w:val="36"/>
+        </w:rPr>
+      </w:pPr>
+    </w:p>
+    <w:p>
+      <w:pPr>
+        <w:rPr>
+          <w:sz w:val="36"/>
+          <w:szCs w:val="36"/>
+        </w:rPr>
+      </w:pPr>
+    </w:p>
+    <w:p>
+      <w:pPr>
+        <w:rPr>
+          <w:sz w:val="36"/>
+          <w:szCs w:val="36"/>
+        </w:rPr>
+      </w:pPr>
+    </w:p>
+    <w:p>
+      <w:pPr>
+        <w:rPr>
+          <w:sz w:val="36"/>
+          <w:szCs w:val="36"/>
+        </w:rPr>
+      </w:pPr>
+    </w:p>
+    <w:p>
+      <w:pPr>
+        <w:rPr>
+          <w:sz w:val="36"/>
+          <w:szCs w:val="36"/>
+        </w:rPr>
+      </w:pPr>
+    </w:p>
+    <w:p>
+      <w:pPr>
+        <w:rPr>
+          <w:sz w:val="36"/>
+          <w:szCs w:val="36"/>
+        </w:rPr>
+      </w:pPr>
+    </w:p>
+    <w:p>
+      <w:pPr>
+        <w:rPr>
+          <w:sz w:val="36"/>
+          <w:szCs w:val="36"/>
+        </w:rPr>
+      </w:pPr>
+      <w:r>
+        <w:rPr>
+          <w:sz w:val="36"/>
+          <w:szCs w:val="36"/>
+        </w:rPr>
+        <w:lastRenderedPageBreak/>
         <w:t xml:space="preserve">Struttura dei dati e modello ER: </w:t>
       </w:r>
     </w:p>
@@ -254,7 +420,7 @@
                     </pic:cNvPicPr>
                   </pic:nvPicPr>
                   <pic:blipFill>
-                    <a:blip r:embed="rId4" cstate="print">
+                    <a:blip r:embed="rId5" cstate="print">
                       <a:extLst>
                         <a:ext uri="{28A0092B-C50C-407E-A947-70E740481C1C}">
                           <a14:useLocalDpi xmlns:a14="http://schemas.microsoft.com/office/drawing/2010/main" val="0"/>
@@ -307,6 +473,9 @@
     </w:p>
     <w:p>
       <w:r>
+        <w:rPr>
+          <w:noProof/>
+        </w:rPr>
         <w:drawing>
           <wp:inline distT="0" distB="0" distL="0" distR="0" wp14:anchorId="0D0A80E2" wp14:editId="4439A26B">
             <wp:extent cx="6120130" cy="2148205"/>
@@ -323,7 +492,7 @@
                     <pic:cNvPicPr/>
                   </pic:nvPicPr>
                   <pic:blipFill>
-                    <a:blip r:embed="rId5"/>
+                    <a:blip r:embed="rId6"/>
                     <a:stretch>
                       <a:fillRect/>
                     </a:stretch>
@@ -346,9 +515,13 @@
     </w:p>
     <w:p>
       <w:r>
+        <w:rPr>
+          <w:noProof/>
+        </w:rPr>
+        <w:lastRenderedPageBreak/>
         <w:drawing>
-          <wp:inline distT="0" distB="0" distL="0" distR="0" wp14:anchorId="36CA88B4" wp14:editId="48327A5A">
-            <wp:extent cx="5949950" cy="2595927"/>
+          <wp:inline distT="0" distB="0" distL="0" distR="0" wp14:anchorId="36CA88B4" wp14:editId="30A5B52B">
+            <wp:extent cx="6083300" cy="2595880"/>
             <wp:effectExtent l="0" t="0" r="0" b="0"/>
             <wp:docPr id="765975892" name="Immagine 1" descr="Immagine che contiene testo, schermata, schermo, Carattere&#10;&#10;Il contenuto generato dall'IA potrebbe non essere corretto."/>
             <wp:cNvGraphicFramePr>
@@ -362,7 +535,7 @@
                     <pic:cNvPicPr/>
                   </pic:nvPicPr>
                   <pic:blipFill>
-                    <a:blip r:embed="rId6"/>
+                    <a:blip r:embed="rId7"/>
                     <a:stretch>
                       <a:fillRect/>
                     </a:stretch>
@@ -370,7 +543,7 @@
                   <pic:spPr>
                     <a:xfrm>
                       <a:off x="0" y="0"/>
-                      <a:ext cx="5978301" cy="2608296"/>
+                      <a:ext cx="6112397" cy="2608296"/>
                     </a:xfrm>
                     <a:prstGeom prst="rect">
                       <a:avLst/>
@@ -385,9 +558,12 @@
     </w:p>
     <w:p>
       <w:r>
+        <w:rPr>
+          <w:noProof/>
+        </w:rPr>
         <w:drawing>
-          <wp:inline distT="0" distB="0" distL="0" distR="0" wp14:anchorId="5522FF3C" wp14:editId="4141C8CF">
-            <wp:extent cx="6120130" cy="3412490"/>
+          <wp:inline distT="0" distB="0" distL="0" distR="0" wp14:anchorId="5522FF3C" wp14:editId="6EF3FD8C">
+            <wp:extent cx="6153150" cy="3412490"/>
             <wp:effectExtent l="0" t="0" r="0" b="0"/>
             <wp:docPr id="2063946779" name="Immagine 1" descr="Immagine che contiene testo, schermata, diagramma, numero&#10;&#10;Il contenuto generato dall'IA potrebbe non essere corretto."/>
             <wp:cNvGraphicFramePr>
@@ -401,7 +577,7 @@
                     <pic:cNvPicPr/>
                   </pic:nvPicPr>
                   <pic:blipFill>
-                    <a:blip r:embed="rId7"/>
+                    <a:blip r:embed="rId8"/>
                     <a:stretch>
                       <a:fillRect/>
                     </a:stretch>
@@ -409,7 +585,7 @@
                   <pic:spPr>
                     <a:xfrm>
                       <a:off x="0" y="0"/>
-                      <a:ext cx="6120130" cy="3412490"/>
+                      <a:ext cx="6153150" cy="3412490"/>
                     </a:xfrm>
                     <a:prstGeom prst="rect">
                       <a:avLst/>
@@ -422,39 +598,31 @@
         </w:drawing>
       </w:r>
     </w:p>
+    <w:p/>
+    <w:p/>
     <w:p>
       <w:r>
         <w:lastRenderedPageBreak/>
         <w:t>Unendo poi i due schemi otteniamo questi collegamenti:</w:t>
       </w:r>
-    </w:p>
-    <w:p>
       <w:r>
         <w:rPr>
           <w:noProof/>
           <w:sz w:val="28"/>
           <w:szCs w:val="28"/>
         </w:rPr>
+        <w:t xml:space="preserve"> </w:t>
+      </w:r>
+      <w:r>
+        <w:rPr>
+          <w:noProof/>
+          <w:sz w:val="28"/>
+          <w:szCs w:val="28"/>
+        </w:rPr>
         <w:drawing>
-          <wp:anchor distT="0" distB="0" distL="114300" distR="114300" simplePos="0" relativeHeight="251659264" behindDoc="0" locked="0" layoutInCell="1" allowOverlap="1" wp14:anchorId="4D5FA3C1" wp14:editId="0F100F34">
-            <wp:simplePos x="0" y="0"/>
-            <wp:positionH relativeFrom="margin">
-              <wp:posOffset>-478790</wp:posOffset>
-            </wp:positionH>
-            <wp:positionV relativeFrom="paragraph">
-              <wp:posOffset>320040</wp:posOffset>
-            </wp:positionV>
-            <wp:extent cx="6986905" cy="4832350"/>
-            <wp:effectExtent l="0" t="0" r="4445" b="6350"/>
-            <wp:wrapThrough wrapText="bothSides">
-              <wp:wrapPolygon edited="0">
-                <wp:start x="0" y="0"/>
-                <wp:lineTo x="0" y="21543"/>
-                <wp:lineTo x="21555" y="21543"/>
-                <wp:lineTo x="21555" y="0"/>
-                <wp:lineTo x="0" y="0"/>
-              </wp:wrapPolygon>
-            </wp:wrapThrough>
+          <wp:inline distT="0" distB="0" distL="0" distR="0" wp14:anchorId="74831214" wp14:editId="051FDA68">
+            <wp:extent cx="6120130" cy="4232863"/>
+            <wp:effectExtent l="0" t="0" r="0" b="0"/>
             <wp:docPr id="925959555" name="Immagine 2" descr="Immagine che contiene testo, diagramma, schermata, Piano"/>
             <wp:cNvGraphicFramePr>
               <a:graphicFrameLocks xmlns:a="http://schemas.openxmlformats.org/drawingml/2006/main" noChangeAspect="1"/>
@@ -469,7 +637,7 @@
                     </pic:cNvPicPr>
                   </pic:nvPicPr>
                   <pic:blipFill>
-                    <a:blip r:embed="rId8" cstate="print">
+                    <a:blip r:embed="rId9" cstate="print">
                       <a:extLst>
                         <a:ext uri="{28A0092B-C50C-407E-A947-70E740481C1C}">
                           <a14:useLocalDpi xmlns:a14="http://schemas.microsoft.com/office/drawing/2010/main" val="0"/>
@@ -484,7 +652,7 @@
                   <pic:spPr bwMode="auto">
                     <a:xfrm>
                       <a:off x="0" y="0"/>
-                      <a:ext cx="6986905" cy="4832350"/>
+                      <a:ext cx="6120130" cy="4232863"/>
                     </a:xfrm>
                     <a:prstGeom prst="rect">
                       <a:avLst/>
@@ -497,16 +665,187 @@
                 </pic:pic>
               </a:graphicData>
             </a:graphic>
-            <wp14:sizeRelH relativeFrom="page">
-              <wp14:pctWidth>0</wp14:pctWidth>
-            </wp14:sizeRelH>
-            <wp14:sizeRelV relativeFrom="page">
-              <wp14:pctHeight>0</wp14:pctHeight>
-            </wp14:sizeRelV>
-          </wp:anchor>
+          </wp:inline>
         </w:drawing>
       </w:r>
     </w:p>
+    <w:p/>
+    <w:p>
+      <w:pPr>
+        <w:rPr>
+          <w:sz w:val="36"/>
+          <w:szCs w:val="36"/>
+        </w:rPr>
+      </w:pPr>
+      <w:r>
+        <w:rPr>
+          <w:sz w:val="36"/>
+          <w:szCs w:val="36"/>
+        </w:rPr>
+        <w:t>L’app</w:t>
+      </w:r>
+    </w:p>
+    <w:p>
+      <w:r>
+        <w:t xml:space="preserve">L’app è stata creata attraverso Android </w:t>
+      </w:r>
+      <w:r>
+        <w:t>S</w:t>
+      </w:r>
+      <w:r>
+        <w:t xml:space="preserve">tudio con file xml per la parte grafica e </w:t>
+      </w:r>
+      <w:r>
+        <w:t xml:space="preserve">file </w:t>
+      </w:r>
+      <w:r>
+        <w:t>java per la logica. La versione Android che abbiamo usato è la versione 23 “Marshmallow”</w:t>
+      </w:r>
+      <w:r>
+        <w:t>.</w:t>
+      </w:r>
+      <w:r>
+        <w:t xml:space="preserve"> </w:t>
+      </w:r>
+      <w:r>
+        <w:rPr>
+          <w:color w:val="FF0000"/>
+        </w:rPr>
+        <w:t xml:space="preserve">È composta da 12 activity </w:t>
+      </w:r>
+      <w:proofErr w:type="gramStart"/>
+      <w:r>
+        <w:rPr>
+          <w:color w:val="FF0000"/>
+        </w:rPr>
+        <w:t>totali</w:t>
+      </w:r>
+      <w:r>
+        <w:rPr>
+          <w:color w:val="FF0000"/>
+        </w:rPr>
+        <w:t>(</w:t>
+      </w:r>
+      <w:r>
+        <w:rPr>
+          <w:color w:val="FF0000"/>
+        </w:rPr>
+        <w:t xml:space="preserve"> </w:t>
+      </w:r>
+      <w:r>
+        <w:rPr>
+          <w:color w:val="FF0000"/>
+        </w:rPr>
+        <w:t>o</w:t>
+      </w:r>
+      <w:proofErr w:type="gramEnd"/>
+      <w:r>
+        <w:rPr>
+          <w:color w:val="FF0000"/>
+        </w:rPr>
+        <w:t xml:space="preserve"> </w:t>
+      </w:r>
+      <w:proofErr w:type="gramStart"/>
+      <w:r>
+        <w:rPr>
+          <w:color w:val="FF0000"/>
+        </w:rPr>
+        <w:t>schermate)</w:t>
+      </w:r>
+      <w:r>
+        <w:t>ed</w:t>
+      </w:r>
+      <w:proofErr w:type="gramEnd"/>
+      <w:r>
+        <w:t xml:space="preserve"> è stato usato Retrofit per sfruttare i collegamenti con gli endpoint di </w:t>
+      </w:r>
+      <w:proofErr w:type="spellStart"/>
+      <w:r>
+        <w:t>Flask</w:t>
+      </w:r>
+      <w:proofErr w:type="spellEnd"/>
+      <w:r>
+        <w:t xml:space="preserve"> (vedi capitolo successivo) le pagine gestite con java rispettano per la maggior parte quest’ ordine:</w:t>
+      </w:r>
+    </w:p>
+    <w:p>
+      <w:pPr>
+        <w:pStyle w:val="Paragrafoelenco"/>
+        <w:numPr>
+          <w:ilvl w:val="0"/>
+          <w:numId w:val="2"/>
+        </w:numPr>
+      </w:pPr>
+      <w:r>
+        <w:t>collegamento tra la parte Java e gli elementi interattivi della pagina XML dedicata alla grafica (bottoni, caselle di testo…)</w:t>
+      </w:r>
+    </w:p>
+    <w:p>
+      <w:pPr>
+        <w:pStyle w:val="Paragrafoelenco"/>
+        <w:numPr>
+          <w:ilvl w:val="0"/>
+          <w:numId w:val="2"/>
+        </w:numPr>
+      </w:pPr>
+      <w:r>
+        <w:t>logiche di controllo dei dati inseriti dell’utente (</w:t>
+      </w:r>
+      <w:r>
+        <w:t>come, ad esempio,</w:t>
+      </w:r>
+      <w:r>
+        <w:t xml:space="preserve"> aver inserito password </w:t>
+      </w:r>
+      <w:proofErr w:type="gramStart"/>
+      <w:r>
+        <w:t>e</w:t>
+      </w:r>
+      <w:proofErr w:type="gramEnd"/>
+      <w:r>
+        <w:t xml:space="preserve"> </w:t>
+      </w:r>
+      <w:proofErr w:type="gramStart"/>
+      <w:r>
+        <w:t>email</w:t>
+      </w:r>
+      <w:proofErr w:type="gramEnd"/>
+      <w:r>
+        <w:t xml:space="preserve"> corrette) e rilevamento degli eventi della pagina (come la pressione di un determinato bottone)</w:t>
+      </w:r>
+    </w:p>
+    <w:p>
+      <w:pPr>
+        <w:pStyle w:val="Paragrafoelenco"/>
+        <w:numPr>
+          <w:ilvl w:val="0"/>
+          <w:numId w:val="2"/>
+        </w:numPr>
+      </w:pPr>
+      <w:r>
+        <w:t xml:space="preserve">possibilità di passare a un'altra schermata attraverso </w:t>
+      </w:r>
+      <w:proofErr w:type="spellStart"/>
+      <w:r>
+        <w:t>Intent</w:t>
+      </w:r>
+      <w:proofErr w:type="spellEnd"/>
+      <w:r>
+        <w:t>, cioè una richiesta da parte dell’utente al sistema di poter vedere informazioni diverse a schermo. L’</w:t>
+      </w:r>
+      <w:proofErr w:type="spellStart"/>
+      <w:r>
+        <w:t>intent</w:t>
+      </w:r>
+      <w:proofErr w:type="spellEnd"/>
+      <w:r>
+        <w:t xml:space="preserve"> ci dà anche la possibilità di passare dati tra una schermata a </w:t>
+      </w:r>
+      <w:r>
+        <w:t>un’altra</w:t>
+      </w:r>
+    </w:p>
+    <w:p/>
     <w:sectPr>
       <w:pgSz w:w="11906" w:h="16838"/>
       <w:pgMar w:top="1417" w:right="1134" w:bottom="1134" w:left="1134" w:header="708" w:footer="708" w:gutter="0"/>
@@ -515,6 +854,218 @@
     </w:sectPr>
   </w:body>
 </w:document>
+</file>
+
+<file path=word/numbering.xml><?xml version="1.0" encoding="utf-8"?>
+<w:numbering xmlns:wpc="http://schemas.microsoft.com/office/word/2010/wordprocessingCanvas" xmlns:cx="http://schemas.microsoft.com/office/drawing/2014/chartex" xmlns:cx1="http://schemas.microsoft.com/office/drawing/2015/9/8/chartex" xmlns:cx2="http://schemas.microsoft.com/office/drawing/2015/10/21/chartex" xmlns:cx3="http://schemas.microsoft.com/office/drawing/2016/5/9/chartex" xmlns:cx4="http://schemas.microsoft.com/office/drawing/2016/5/10/chartex" xmlns:cx5="http://schemas.microsoft.com/office/drawing/2016/5/11/chartex" xmlns:cx6="http://schemas.microsoft.com/office/drawing/2016/5/12/chartex" xmlns:cx7="http://schemas.microsoft.com/office/drawing/2016/5/13/chartex" xmlns:cx8="http://schemas.microsoft.com/office/drawing/2016/5/14/chartex" xmlns:mc="http://schemas.openxmlformats.org/markup-compatibility/2006" xmlns:aink="http://schemas.microsoft.com/office/drawing/2016/ink" xmlns:am3d="http://schemas.microsoft.com/office/drawing/2017/model3d" xmlns:o="urn:schemas-microsoft-com:office:office" xmlns:oel="http://schemas.microsoft.com/office/2019/extlst" xmlns:r="http://schemas.openxmlformats.org/officeDocument/2006/relationships" xmlns:m="http://schemas.openxmlformats.org/officeDocument/2006/math" xmlns:v="urn:schemas-microsoft-com:vml" xmlns:wp14="http://schemas.microsoft.com/office/word/2010/wordprocessingDrawing" xmlns:wp="http://schemas.openxmlformats.org/drawingml/2006/wordprocessingDrawing" xmlns:w10="urn:schemas-microsoft-com:office:word" xmlns:w="http://schemas.openxmlformats.org/wordprocessingml/2006/main" xmlns:w14="http://schemas.microsoft.com/office/word/2010/wordml" xmlns:w15="http://schemas.microsoft.com/office/word/2012/wordml" xmlns:w16cex="http://schemas.microsoft.com/office/word/2018/wordml/cex" xmlns:w16cid="http://schemas.microsoft.com/office/word/2016/wordml/cid" xmlns:w16="http://schemas.microsoft.com/office/word/2018/wordml" xmlns:w16du="http://schemas.microsoft.com/office/word/2023/wordml/word16du" xmlns:w16sdtdh="http://schemas.microsoft.com/office/word/2020/wordml/sdtdatahash" xmlns:w16sdtfl="http://schemas.microsoft.com/office/word/2024/wordml/sdtformatlock" xmlns:w16se="http://schemas.microsoft.com/office/word/2015/wordml/symex" xmlns:wpg="http://schemas.microsoft.com/office/word/2010/wordprocessingGroup" xmlns:wpi="http://schemas.microsoft.com/office/word/2010/wordprocessingInk" xmlns:wne="http://schemas.microsoft.com/office/word/2006/wordml" xmlns:wps="http://schemas.microsoft.com/office/word/2010/wordprocessingShape" mc:Ignorable="w14 w15 w16se w16cid w16 w16cex w16sdtdh w16sdtfl w16du wp14">
+  <w:abstractNum w:abstractNumId="0" w15:restartNumberingAfterBreak="0">
+    <w:nsid w:val="1E085A79"/>
+    <w:multiLevelType w:val="hybridMultilevel"/>
+    <w:tmpl w:val="9D601C0A"/>
+    <w:lvl w:ilvl="0" w:tplc="E954DD18">
+      <w:numFmt w:val="bullet"/>
+      <w:lvlText w:val="-"/>
+      <w:lvlJc w:val="left"/>
+      <w:pPr>
+        <w:ind w:left="720" w:hanging="360"/>
+      </w:pPr>
+      <w:rPr>
+        <w:rFonts w:ascii="Aptos" w:eastAsiaTheme="minorHAnsi" w:hAnsi="Aptos" w:cstheme="minorBidi" w:hint="default"/>
+      </w:rPr>
+    </w:lvl>
+    <w:lvl w:ilvl="1" w:tplc="04100003" w:tentative="1">
+      <w:start w:val="1"/>
+      <w:numFmt w:val="bullet"/>
+      <w:lvlText w:val="o"/>
+      <w:lvlJc w:val="left"/>
+      <w:pPr>
+        <w:ind w:left="1440" w:hanging="360"/>
+      </w:pPr>
+      <w:rPr>
+        <w:rFonts w:ascii="Courier New" w:hAnsi="Courier New" w:cs="Courier New" w:hint="default"/>
+      </w:rPr>
+    </w:lvl>
+    <w:lvl w:ilvl="2" w:tplc="04100005" w:tentative="1">
+      <w:start w:val="1"/>
+      <w:numFmt w:val="bullet"/>
+      <w:lvlText w:val=""/>
+      <w:lvlJc w:val="left"/>
+      <w:pPr>
+        <w:ind w:left="2160" w:hanging="360"/>
+      </w:pPr>
+      <w:rPr>
+        <w:rFonts w:ascii="Wingdings" w:hAnsi="Wingdings" w:hint="default"/>
+      </w:rPr>
+    </w:lvl>
+    <w:lvl w:ilvl="3" w:tplc="04100001" w:tentative="1">
+      <w:start w:val="1"/>
+      <w:numFmt w:val="bullet"/>
+      <w:lvlText w:val=""/>
+      <w:lvlJc w:val="left"/>
+      <w:pPr>
+        <w:ind w:left="2880" w:hanging="360"/>
+      </w:pPr>
+      <w:rPr>
+        <w:rFonts w:ascii="Symbol" w:hAnsi="Symbol" w:hint="default"/>
+      </w:rPr>
+    </w:lvl>
+    <w:lvl w:ilvl="4" w:tplc="04100003" w:tentative="1">
+      <w:start w:val="1"/>
+      <w:numFmt w:val="bullet"/>
+      <w:lvlText w:val="o"/>
+      <w:lvlJc w:val="left"/>
+      <w:pPr>
+        <w:ind w:left="3600" w:hanging="360"/>
+      </w:pPr>
+      <w:rPr>
+        <w:rFonts w:ascii="Courier New" w:hAnsi="Courier New" w:cs="Courier New" w:hint="default"/>
+      </w:rPr>
+    </w:lvl>
+    <w:lvl w:ilvl="5" w:tplc="04100005" w:tentative="1">
+      <w:start w:val="1"/>
+      <w:numFmt w:val="bullet"/>
+      <w:lvlText w:val=""/>
+      <w:lvlJc w:val="left"/>
+      <w:pPr>
+        <w:ind w:left="4320" w:hanging="360"/>
+      </w:pPr>
+      <w:rPr>
+        <w:rFonts w:ascii="Wingdings" w:hAnsi="Wingdings" w:hint="default"/>
+      </w:rPr>
+    </w:lvl>
+    <w:lvl w:ilvl="6" w:tplc="04100001" w:tentative="1">
+      <w:start w:val="1"/>
+      <w:numFmt w:val="bullet"/>
+      <w:lvlText w:val=""/>
+      <w:lvlJc w:val="left"/>
+      <w:pPr>
+        <w:ind w:left="5040" w:hanging="360"/>
+      </w:pPr>
+      <w:rPr>
+        <w:rFonts w:ascii="Symbol" w:hAnsi="Symbol" w:hint="default"/>
+      </w:rPr>
+    </w:lvl>
+    <w:lvl w:ilvl="7" w:tplc="04100003" w:tentative="1">
+      <w:start w:val="1"/>
+      <w:numFmt w:val="bullet"/>
+      <w:lvlText w:val="o"/>
+      <w:lvlJc w:val="left"/>
+      <w:pPr>
+        <w:ind w:left="5760" w:hanging="360"/>
+      </w:pPr>
+      <w:rPr>
+        <w:rFonts w:ascii="Courier New" w:hAnsi="Courier New" w:cs="Courier New" w:hint="default"/>
+      </w:rPr>
+    </w:lvl>
+    <w:lvl w:ilvl="8" w:tplc="04100005" w:tentative="1">
+      <w:start w:val="1"/>
+      <w:numFmt w:val="bullet"/>
+      <w:lvlText w:val=""/>
+      <w:lvlJc w:val="left"/>
+      <w:pPr>
+        <w:ind w:left="6480" w:hanging="360"/>
+      </w:pPr>
+      <w:rPr>
+        <w:rFonts w:ascii="Wingdings" w:hAnsi="Wingdings" w:hint="default"/>
+      </w:rPr>
+    </w:lvl>
+  </w:abstractNum>
+  <w:abstractNum w:abstractNumId="1" w15:restartNumberingAfterBreak="0">
+    <w:nsid w:val="6C0E1B58"/>
+    <w:multiLevelType w:val="hybridMultilevel"/>
+    <w:tmpl w:val="34622376"/>
+    <w:lvl w:ilvl="0" w:tplc="0410000F">
+      <w:start w:val="1"/>
+      <w:numFmt w:val="decimal"/>
+      <w:lvlText w:val="%1."/>
+      <w:lvlJc w:val="left"/>
+      <w:pPr>
+        <w:ind w:left="720" w:hanging="360"/>
+      </w:pPr>
+      <w:rPr>
+        <w:rFonts w:hint="default"/>
+      </w:rPr>
+    </w:lvl>
+    <w:lvl w:ilvl="1" w:tplc="04100019" w:tentative="1">
+      <w:start w:val="1"/>
+      <w:numFmt w:val="lowerLetter"/>
+      <w:lvlText w:val="%2."/>
+      <w:lvlJc w:val="left"/>
+      <w:pPr>
+        <w:ind w:left="1440" w:hanging="360"/>
+      </w:pPr>
+    </w:lvl>
+    <w:lvl w:ilvl="2" w:tplc="0410001B" w:tentative="1">
+      <w:start w:val="1"/>
+      <w:numFmt w:val="lowerRoman"/>
+      <w:lvlText w:val="%3."/>
+      <w:lvlJc w:val="right"/>
+      <w:pPr>
+        <w:ind w:left="2160" w:hanging="180"/>
+      </w:pPr>
+    </w:lvl>
+    <w:lvl w:ilvl="3" w:tplc="0410000F" w:tentative="1">
+      <w:start w:val="1"/>
+      <w:numFmt w:val="decimal"/>
+      <w:lvlText w:val="%4."/>
+      <w:lvlJc w:val="left"/>
+      <w:pPr>
+        <w:ind w:left="2880" w:hanging="360"/>
+      </w:pPr>
+    </w:lvl>
+    <w:lvl w:ilvl="4" w:tplc="04100019" w:tentative="1">
+      <w:start w:val="1"/>
+      <w:numFmt w:val="lowerLetter"/>
+      <w:lvlText w:val="%5."/>
+      <w:lvlJc w:val="left"/>
+      <w:pPr>
+        <w:ind w:left="3600" w:hanging="360"/>
+      </w:pPr>
+    </w:lvl>
+    <w:lvl w:ilvl="5" w:tplc="0410001B" w:tentative="1">
+      <w:start w:val="1"/>
+      <w:numFmt w:val="lowerRoman"/>
+      <w:lvlText w:val="%6."/>
+      <w:lvlJc w:val="right"/>
+      <w:pPr>
+        <w:ind w:left="4320" w:hanging="180"/>
+      </w:pPr>
+    </w:lvl>
+    <w:lvl w:ilvl="6" w:tplc="0410000F" w:tentative="1">
+      <w:start w:val="1"/>
+      <w:numFmt w:val="decimal"/>
+      <w:lvlText w:val="%7."/>
+      <w:lvlJc w:val="left"/>
+      <w:pPr>
+        <w:ind w:left="5040" w:hanging="360"/>
+      </w:pPr>
+    </w:lvl>
+    <w:lvl w:ilvl="7" w:tplc="04100019" w:tentative="1">
+      <w:start w:val="1"/>
+      <w:numFmt w:val="lowerLetter"/>
+      <w:lvlText w:val="%8."/>
+      <w:lvlJc w:val="left"/>
+      <w:pPr>
+        <w:ind w:left="5760" w:hanging="360"/>
+      </w:pPr>
+    </w:lvl>
+    <w:lvl w:ilvl="8" w:tplc="0410001B" w:tentative="1">
+      <w:start w:val="1"/>
+      <w:numFmt w:val="lowerRoman"/>
+      <w:lvlText w:val="%9."/>
+      <w:lvlJc w:val="right"/>
+      <w:pPr>
+        <w:ind w:left="6480" w:hanging="180"/>
+      </w:pPr>
+    </w:lvl>
+  </w:abstractNum>
+  <w:num w:numId="1" w16cid:durableId="1769503441">
+    <w:abstractNumId w:val="0"/>
+  </w:num>
+  <w:num w:numId="2" w16cid:durableId="446774039">
+    <w:abstractNumId w:val="1"/>
+  </w:num>
+</w:numbering>
 </file>
 
 <file path=word/styles.xml><?xml version="1.0" encoding="utf-8"?>
@@ -1120,6 +1671,7 @@
   <w:style w:type="character" w:default="1" w:styleId="Carpredefinitoparagrafo">
     <w:name w:val="Default Paragraph Font"/>
     <w:uiPriority w:val="1"/>
+    <w:semiHidden/>
     <w:unhideWhenUsed/>
   </w:style>
   <w:style w:type="table" w:default="1" w:styleId="Tabellanormale">

--- a/Documenti/relazione finale.docx
+++ b/Documenti/relazione finale.docx
@@ -62,15 +62,7 @@
         <w:t>Durante il corso IFTS developer ci sono stati insegnati vari linguaggi di programmazione con varie funzioni e obiettivi</w:t>
       </w:r>
       <w:r>
-        <w:t xml:space="preserve">, la classe è stata poi divisa in gruppi per poter usare le conoscenze acquisite per creare </w:t>
-      </w:r>
-      <w:proofErr w:type="gramStart"/>
-      <w:r>
-        <w:t>un’ app</w:t>
-      </w:r>
-      <w:proofErr w:type="gramEnd"/>
-      <w:r>
-        <w:t xml:space="preserve"> e un sito collegati a un database. Il gruppo che ha creato l’applicazione </w:t>
+        <w:t xml:space="preserve">, la classe è stata poi divisa in gruppi per poter usare le conoscenze acquisite per creare un’ app e un sito collegati a un database. Il gruppo che ha creato l’applicazione </w:t>
       </w:r>
       <w:proofErr w:type="spellStart"/>
       <w:r>
@@ -120,6 +112,11 @@
       </w:r>
     </w:p>
     <w:p>
+      <w:pPr>
+        <w:rPr>
+          <w:color w:val="FF0000"/>
+        </w:rPr>
+      </w:pPr>
       <w:r>
         <w:t xml:space="preserve">La nostra applicazione </w:t>
       </w:r>
@@ -149,26 +146,9 @@
       </w:r>
       <w:r>
         <w:rPr>
-          <w:color w:val="C00000"/>
-        </w:rPr>
-        <w:t xml:space="preserve">Le funzionalità </w:t>
-      </w:r>
-      <w:proofErr w:type="gramStart"/>
-      <w:r>
-        <w:rPr>
-          <w:color w:val="C00000"/>
-        </w:rPr>
-        <w:t>dell’ app</w:t>
-      </w:r>
-      <w:proofErr w:type="gramEnd"/>
-      <w:r>
-        <w:rPr>
-          <w:color w:val="C00000"/>
-        </w:rPr>
-        <w:t xml:space="preserve"> sono state pensate in base a cosa potrebbe servire a una persona con animali domestici e a come semplificare la loro organizzazione, dato che per primi i membri del gruppo hanno appunto più animali a carico</w:t>
-      </w:r>
-      <w:r>
-        <w:t>.</w:t>
+          <w:color w:val="FF0000"/>
+        </w:rPr>
+        <w:t>Le funzionalità dell’ app sono state pensate in base a cosa potrebbe servire a una persona con animali domestici e a come semplificare la loro organizzazione, dato che per primi i membri del gruppo hanno appunto più animali a carico.</w:t>
       </w:r>
     </w:p>
     <w:p>
@@ -209,21 +189,7 @@
         <w:rPr>
           <w:color w:val="000000" w:themeColor="text1"/>
         </w:rPr>
-        <w:t xml:space="preserve">Nella parte user cliente in app si può avere una lista dei nostri animali, possiamo aggiungere le loro caratteristiche e catalogare il loro stato d’animo </w:t>
-      </w:r>
-      <w:proofErr w:type="gramStart"/>
-      <w:r>
-        <w:rPr>
-          <w:color w:val="000000" w:themeColor="text1"/>
-        </w:rPr>
-        <w:t>e</w:t>
-      </w:r>
-      <w:proofErr w:type="gramEnd"/>
-      <w:r>
-        <w:rPr>
-          <w:color w:val="000000" w:themeColor="text1"/>
-        </w:rPr>
-        <w:t xml:space="preserve"> </w:t>
+        <w:t xml:space="preserve">Nella parte user cliente in app si può avere una lista dei nostri animali, possiamo aggiungere le loro caratteristiche e catalogare il loro stato d’animo e </w:t>
       </w:r>
       <w:r>
         <w:rPr>
@@ -453,20 +419,6 @@
       </w:r>
     </w:p>
     <w:p>
-      <w:pPr>
-        <w:rPr>
-          <w:color w:val="000000" w:themeColor="text1"/>
-        </w:rPr>
-      </w:pPr>
-    </w:p>
-    <w:p>
-      <w:pPr>
-        <w:rPr>
-          <w:color w:val="000000" w:themeColor="text1"/>
-        </w:rPr>
-      </w:pPr>
-    </w:p>
-    <w:p>
       <w:r>
         <w:t>Nel database avremo delle tabelle divise in questo modo:</w:t>
       </w:r>
@@ -518,10 +470,9 @@
         <w:rPr>
           <w:noProof/>
         </w:rPr>
-        <w:lastRenderedPageBreak/>
         <w:drawing>
-          <wp:inline distT="0" distB="0" distL="0" distR="0" wp14:anchorId="36CA88B4" wp14:editId="30A5B52B">
-            <wp:extent cx="6083300" cy="2595880"/>
+          <wp:inline distT="0" distB="0" distL="0" distR="0" wp14:anchorId="36CA88B4" wp14:editId="0131526D">
+            <wp:extent cx="6083300" cy="2292350"/>
             <wp:effectExtent l="0" t="0" r="0" b="0"/>
             <wp:docPr id="765975892" name="Immagine 1" descr="Immagine che contiene testo, schermata, schermo, Carattere&#10;&#10;Il contenuto generato dall'IA potrebbe non essere corretto."/>
             <wp:cNvGraphicFramePr>
@@ -543,7 +494,7 @@
                   <pic:spPr>
                     <a:xfrm>
                       <a:off x="0" y="0"/>
-                      <a:ext cx="6112397" cy="2608296"/>
+                      <a:ext cx="6112404" cy="2303317"/>
                     </a:xfrm>
                     <a:prstGeom prst="rect">
                       <a:avLst/>
@@ -561,9 +512,10 @@
         <w:rPr>
           <w:noProof/>
         </w:rPr>
+        <w:lastRenderedPageBreak/>
         <w:drawing>
-          <wp:inline distT="0" distB="0" distL="0" distR="0" wp14:anchorId="5522FF3C" wp14:editId="6EF3FD8C">
-            <wp:extent cx="6153150" cy="3412490"/>
+          <wp:inline distT="0" distB="0" distL="0" distR="0" wp14:anchorId="5522FF3C" wp14:editId="15CB6184">
+            <wp:extent cx="6153150" cy="2749550"/>
             <wp:effectExtent l="0" t="0" r="0" b="0"/>
             <wp:docPr id="2063946779" name="Immagine 1" descr="Immagine che contiene testo, schermata, diagramma, numero&#10;&#10;Il contenuto generato dall'IA potrebbe non essere corretto."/>
             <wp:cNvGraphicFramePr>
@@ -585,7 +537,7 @@
                   <pic:spPr>
                     <a:xfrm>
                       <a:off x="0" y="0"/>
-                      <a:ext cx="6153150" cy="3412490"/>
+                      <a:ext cx="6153150" cy="2749550"/>
                     </a:xfrm>
                     <a:prstGeom prst="rect">
                       <a:avLst/>
@@ -602,7 +554,6 @@
     <w:p/>
     <w:p>
       <w:r>
-        <w:lastRenderedPageBreak/>
         <w:t>Unendo poi i due schemi otteniamo questi collegamenti:</w:t>
       </w:r>
       <w:r>
@@ -620,8 +571,8 @@
           <w:szCs w:val="28"/>
         </w:rPr>
         <w:drawing>
-          <wp:inline distT="0" distB="0" distL="0" distR="0" wp14:anchorId="74831214" wp14:editId="051FDA68">
-            <wp:extent cx="6120130" cy="4232863"/>
+          <wp:inline distT="0" distB="0" distL="0" distR="0" wp14:anchorId="74831214" wp14:editId="7417AA12">
+            <wp:extent cx="6119280" cy="4914900"/>
             <wp:effectExtent l="0" t="0" r="0" b="0"/>
             <wp:docPr id="925959555" name="Immagine 2" descr="Immagine che contiene testo, diagramma, schermata, Piano"/>
             <wp:cNvGraphicFramePr>
@@ -652,7 +603,7 @@
                   <pic:spPr bwMode="auto">
                     <a:xfrm>
                       <a:off x="0" y="0"/>
-                      <a:ext cx="6120130" cy="4232863"/>
+                      <a:ext cx="6128956" cy="4922671"/>
                     </a:xfrm>
                     <a:prstGeom prst="rect">
                       <a:avLst/>
@@ -682,27 +633,13 @@
           <w:sz w:val="36"/>
           <w:szCs w:val="36"/>
         </w:rPr>
+        <w:lastRenderedPageBreak/>
         <w:t>L’app</w:t>
       </w:r>
     </w:p>
     <w:p>
       <w:r>
-        <w:t xml:space="preserve">L’app è stata creata attraverso Android </w:t>
-      </w:r>
-      <w:r>
-        <w:t>S</w:t>
-      </w:r>
-      <w:r>
-        <w:t xml:space="preserve">tudio con file xml per la parte grafica e </w:t>
-      </w:r>
-      <w:r>
-        <w:t xml:space="preserve">file </w:t>
-      </w:r>
-      <w:r>
-        <w:t>java per la logica. La versione Android che abbiamo usato è la versione 23 “Marshmallow”</w:t>
-      </w:r>
-      <w:r>
-        <w:t>.</w:t>
+        <w:t>L’app è stata creata attraverso Android Studio con file xml per la parte grafica e file java per la logica. La versione Android che abbiamo usato è la versione 23 “Marshmallow”.</w:t>
       </w:r>
       <w:r>
         <w:t xml:space="preserve"> </w:t>
@@ -713,7 +650,6 @@
         </w:rPr>
         <w:t xml:space="preserve">È composta da 12 activity </w:t>
       </w:r>
-      <w:proofErr w:type="gramStart"/>
       <w:r>
         <w:rPr>
           <w:color w:val="FF0000"/>
@@ -724,40 +660,22 @@
         <w:rPr>
           <w:color w:val="FF0000"/>
         </w:rPr>
-        <w:t>(</w:t>
+        <w:t xml:space="preserve"> (o</w:t>
       </w:r>
       <w:r>
         <w:rPr>
           <w:color w:val="FF0000"/>
         </w:rPr>
+        <w:t xml:space="preserve"> schermate)</w:t>
+      </w:r>
+      <w:r>
+        <w:rPr>
+          <w:color w:val="FF0000"/>
+        </w:rPr>
         <w:t xml:space="preserve"> </w:t>
       </w:r>
       <w:r>
-        <w:rPr>
-          <w:color w:val="FF0000"/>
-        </w:rPr>
-        <w:t>o</w:t>
-      </w:r>
-      <w:proofErr w:type="gramEnd"/>
-      <w:r>
-        <w:rPr>
-          <w:color w:val="FF0000"/>
-        </w:rPr>
-        <w:t xml:space="preserve"> </w:t>
-      </w:r>
-      <w:proofErr w:type="gramStart"/>
-      <w:r>
-        <w:rPr>
-          <w:color w:val="FF0000"/>
-        </w:rPr>
-        <w:t>schermate)</w:t>
-      </w:r>
-      <w:r>
-        <w:t>ed</w:t>
-      </w:r>
-      <w:proofErr w:type="gramEnd"/>
-      <w:r>
-        <w:t xml:space="preserve"> è stato usato Retrofit per sfruttare i collegamenti con gli endpoint di </w:t>
+        <w:t xml:space="preserve">ed è stato usato Retrofit per sfruttare i collegamenti con gli endpoint di </w:t>
       </w:r>
       <w:proofErr w:type="spellStart"/>
       <w:r>
@@ -795,23 +713,10 @@
         <w:t>come, ad esempio,</w:t>
       </w:r>
       <w:r>
-        <w:t xml:space="preserve"> aver inserito password </w:t>
-      </w:r>
-      <w:proofErr w:type="gramStart"/>
-      <w:r>
-        <w:t>e</w:t>
-      </w:r>
-      <w:proofErr w:type="gramEnd"/>
-      <w:r>
-        <w:t xml:space="preserve"> </w:t>
-      </w:r>
-      <w:proofErr w:type="gramStart"/>
-      <w:r>
-        <w:t>email</w:t>
-      </w:r>
-      <w:proofErr w:type="gramEnd"/>
-      <w:r>
-        <w:t xml:space="preserve"> corrette) e rilevamento degli eventi della pagina (come la pressione di un determinato bottone)</w:t>
+        <w:t xml:space="preserve"> aver inserito password e email corrette) e rilevamento degli eventi della pagina (come la pressione di un determinato bottone)</w:t>
+      </w:r>
+      <w:r>
+        <w:t>. I controlli dei dati possono essere sia in locale che in collegamento col server</w:t>
       </w:r>
     </w:p>
     <w:p>
@@ -845,7 +750,580 @@
         <w:t>un’altra</w:t>
       </w:r>
     </w:p>
+    <w:p>
+      <w:r>
+        <w:t>alcune schermate dell’app in breve:</w:t>
+      </w:r>
+    </w:p>
+    <w:p>
+      <w:r>
+        <w:drawing>
+          <wp:anchor distT="0" distB="0" distL="114300" distR="114300" simplePos="0" relativeHeight="251658240" behindDoc="0" locked="0" layoutInCell="1" allowOverlap="1" wp14:anchorId="07D39E5C" wp14:editId="625AC0FB">
+            <wp:simplePos x="0" y="0"/>
+            <wp:positionH relativeFrom="margin">
+              <wp:align>left</wp:align>
+            </wp:positionH>
+            <wp:positionV relativeFrom="paragraph">
+              <wp:posOffset>9525</wp:posOffset>
+            </wp:positionV>
+            <wp:extent cx="1197610" cy="2120265"/>
+            <wp:effectExtent l="0" t="0" r="2540" b="0"/>
+            <wp:wrapSquare wrapText="bothSides"/>
+            <wp:docPr id="197302641" name="Immagine 1" descr="Immagine che contiene testo, schermata, cerchio, design"/>
+            <wp:cNvGraphicFramePr>
+              <a:graphicFrameLocks xmlns:a="http://schemas.openxmlformats.org/drawingml/2006/main" noChangeAspect="1"/>
+            </wp:cNvGraphicFramePr>
+            <a:graphic xmlns:a="http://schemas.openxmlformats.org/drawingml/2006/main">
+              <a:graphicData uri="http://schemas.openxmlformats.org/drawingml/2006/picture">
+                <pic:pic xmlns:pic="http://schemas.openxmlformats.org/drawingml/2006/picture">
+                  <pic:nvPicPr>
+                    <pic:cNvPr id="197302641" name="Immagine 1" descr="Immagine che contiene testo, schermata, cerchio, design"/>
+                    <pic:cNvPicPr/>
+                  </pic:nvPicPr>
+                  <pic:blipFill>
+                    <a:blip r:embed="rId10" cstate="print">
+                      <a:extLst>
+                        <a:ext uri="{28A0092B-C50C-407E-A947-70E740481C1C}">
+                          <a14:useLocalDpi xmlns:a14="http://schemas.microsoft.com/office/drawing/2010/main" val="0"/>
+                        </a:ext>
+                      </a:extLst>
+                    </a:blip>
+                    <a:stretch>
+                      <a:fillRect/>
+                    </a:stretch>
+                  </pic:blipFill>
+                  <pic:spPr>
+                    <a:xfrm>
+                      <a:off x="0" y="0"/>
+                      <a:ext cx="1197610" cy="2120265"/>
+                    </a:xfrm>
+                    <a:prstGeom prst="rect">
+                      <a:avLst/>
+                    </a:prstGeom>
+                  </pic:spPr>
+                </pic:pic>
+              </a:graphicData>
+            </a:graphic>
+            <wp14:sizeRelH relativeFrom="margin">
+              <wp14:pctWidth>0</wp14:pctWidth>
+            </wp14:sizeRelH>
+            <wp14:sizeRelV relativeFrom="margin">
+              <wp14:pctHeight>0</wp14:pctHeight>
+            </wp14:sizeRelV>
+          </wp:anchor>
+        </w:drawing>
+      </w:r>
+      <w:r>
+        <w:t>Schermata home:</w:t>
+      </w:r>
+    </w:p>
+    <w:p>
+      <w:r>
+        <w:t>lista con tutti i nostri animali</w:t>
+      </w:r>
+    </w:p>
+    <w:p>
+      <w:r>
+        <w:t>possibilità di registrarne di nuovi</w:t>
+      </w:r>
+    </w:p>
+    <w:p>
+      <w:r>
+        <w:t xml:space="preserve">lista di attività registrate di oggi </w:t>
+      </w:r>
+    </w:p>
+    <w:p>
+      <w:r>
+        <w:t>bottone per cercare servizi nell’area</w:t>
+      </w:r>
+    </w:p>
     <w:p/>
+    <w:p>
+      <w:r>
+        <w:drawing>
+          <wp:anchor distT="0" distB="0" distL="114300" distR="114300" simplePos="0" relativeHeight="251659264" behindDoc="1" locked="0" layoutInCell="1" allowOverlap="1" wp14:anchorId="226A6EC3" wp14:editId="1B980349">
+            <wp:simplePos x="0" y="0"/>
+            <wp:positionH relativeFrom="margin">
+              <wp:posOffset>4686935</wp:posOffset>
+            </wp:positionH>
+            <wp:positionV relativeFrom="paragraph">
+              <wp:posOffset>183515</wp:posOffset>
+            </wp:positionV>
+            <wp:extent cx="1593215" cy="2893695"/>
+            <wp:effectExtent l="0" t="0" r="6985" b="1905"/>
+            <wp:wrapTight wrapText="bothSides">
+              <wp:wrapPolygon edited="0">
+                <wp:start x="0" y="0"/>
+                <wp:lineTo x="0" y="21472"/>
+                <wp:lineTo x="21436" y="21472"/>
+                <wp:lineTo x="21436" y="0"/>
+                <wp:lineTo x="0" y="0"/>
+              </wp:wrapPolygon>
+            </wp:wrapTight>
+            <wp:docPr id="1830681633" name="Immagine 1" descr="Immagine che contiene testo, schermata, Carattere, design&#10;&#10;Il contenuto generato dall'IA potrebbe non essere corretto."/>
+            <wp:cNvGraphicFramePr>
+              <a:graphicFrameLocks xmlns:a="http://schemas.openxmlformats.org/drawingml/2006/main" noChangeAspect="1"/>
+            </wp:cNvGraphicFramePr>
+            <a:graphic xmlns:a="http://schemas.openxmlformats.org/drawingml/2006/main">
+              <a:graphicData uri="http://schemas.openxmlformats.org/drawingml/2006/picture">
+                <pic:pic xmlns:pic="http://schemas.openxmlformats.org/drawingml/2006/picture">
+                  <pic:nvPicPr>
+                    <pic:cNvPr id="1830681633" name="Immagine 1" descr="Immagine che contiene testo, schermata, Carattere, design&#10;&#10;Il contenuto generato dall'IA potrebbe non essere corretto."/>
+                    <pic:cNvPicPr/>
+                  </pic:nvPicPr>
+                  <pic:blipFill>
+                    <a:blip r:embed="rId11">
+                      <a:extLst>
+                        <a:ext uri="{28A0092B-C50C-407E-A947-70E740481C1C}">
+                          <a14:useLocalDpi xmlns:a14="http://schemas.microsoft.com/office/drawing/2010/main" val="0"/>
+                        </a:ext>
+                      </a:extLst>
+                    </a:blip>
+                    <a:stretch>
+                      <a:fillRect/>
+                    </a:stretch>
+                  </pic:blipFill>
+                  <pic:spPr>
+                    <a:xfrm>
+                      <a:off x="0" y="0"/>
+                      <a:ext cx="1593215" cy="2893695"/>
+                    </a:xfrm>
+                    <a:prstGeom prst="rect">
+                      <a:avLst/>
+                    </a:prstGeom>
+                  </pic:spPr>
+                </pic:pic>
+              </a:graphicData>
+            </a:graphic>
+            <wp14:sizeRelH relativeFrom="margin">
+              <wp14:pctWidth>0</wp14:pctWidth>
+            </wp14:sizeRelH>
+            <wp14:sizeRelV relativeFrom="margin">
+              <wp14:pctHeight>0</wp14:pctHeight>
+            </wp14:sizeRelV>
+          </wp:anchor>
+        </w:drawing>
+      </w:r>
+    </w:p>
+    <w:p>
+      <w:pPr>
+        <w:jc w:val="right"/>
+      </w:pPr>
+    </w:p>
+    <w:p>
+      <w:pPr>
+        <w:jc w:val="right"/>
+      </w:pPr>
+      <w:r>
+        <w:t>s</w:t>
+      </w:r>
+      <w:r>
+        <w:t>chermata p</w:t>
+      </w:r>
+      <w:r>
+        <w:t>ro</w:t>
+      </w:r>
+      <w:r>
+        <w:t>filo animale:</w:t>
+      </w:r>
+    </w:p>
+    <w:p>
+      <w:pPr>
+        <w:jc w:val="right"/>
+      </w:pPr>
+      <w:r>
+        <w:t>informazioni più dettagliate su uno dei nostri animali</w:t>
+      </w:r>
+    </w:p>
+    <w:p>
+      <w:pPr>
+        <w:jc w:val="right"/>
+      </w:pPr>
+      <w:r>
+        <w:t>possibilità di modifica</w:t>
+      </w:r>
+    </w:p>
+    <w:p>
+      <w:pPr>
+        <w:jc w:val="right"/>
+      </w:pPr>
+      <w:r>
+        <w:t>accesso alla cartella clinica</w:t>
+      </w:r>
+    </w:p>
+    <w:p>
+      <w:pPr>
+        <w:jc w:val="right"/>
+      </w:pPr>
+    </w:p>
+    <w:p>
+      <w:pPr>
+        <w:jc w:val="right"/>
+      </w:pPr>
+    </w:p>
+    <w:p>
+      <w:pPr>
+        <w:jc w:val="right"/>
+      </w:pPr>
+    </w:p>
+    <w:p>
+      <w:pPr>
+        <w:jc w:val="right"/>
+      </w:pPr>
+    </w:p>
+    <w:p>
+      <w:r>
+        <w:lastRenderedPageBreak/>
+        <w:drawing>
+          <wp:anchor distT="0" distB="0" distL="114300" distR="114300" simplePos="0" relativeHeight="251660288" behindDoc="0" locked="0" layoutInCell="1" allowOverlap="1" wp14:anchorId="54F62B64" wp14:editId="7978BA55">
+            <wp:simplePos x="0" y="0"/>
+            <wp:positionH relativeFrom="margin">
+              <wp:align>left</wp:align>
+            </wp:positionH>
+            <wp:positionV relativeFrom="paragraph">
+              <wp:posOffset>1905</wp:posOffset>
+            </wp:positionV>
+            <wp:extent cx="1209675" cy="2197100"/>
+            <wp:effectExtent l="0" t="0" r="9525" b="0"/>
+            <wp:wrapSquare wrapText="bothSides"/>
+            <wp:docPr id="1884954951" name="Immagine 1" descr="Immagine che contiene testo, schermata, numero, Carattere"/>
+            <wp:cNvGraphicFramePr>
+              <a:graphicFrameLocks xmlns:a="http://schemas.openxmlformats.org/drawingml/2006/main" noChangeAspect="1"/>
+            </wp:cNvGraphicFramePr>
+            <a:graphic xmlns:a="http://schemas.openxmlformats.org/drawingml/2006/main">
+              <a:graphicData uri="http://schemas.openxmlformats.org/drawingml/2006/picture">
+                <pic:pic xmlns:pic="http://schemas.openxmlformats.org/drawingml/2006/picture">
+                  <pic:nvPicPr>
+                    <pic:cNvPr id="1884954951" name="Immagine 1" descr="Immagine che contiene testo, schermata, numero, Carattere"/>
+                    <pic:cNvPicPr/>
+                  </pic:nvPicPr>
+                  <pic:blipFill>
+                    <a:blip r:embed="rId12" cstate="print">
+                      <a:extLst>
+                        <a:ext uri="{28A0092B-C50C-407E-A947-70E740481C1C}">
+                          <a14:useLocalDpi xmlns:a14="http://schemas.microsoft.com/office/drawing/2010/main" val="0"/>
+                        </a:ext>
+                      </a:extLst>
+                    </a:blip>
+                    <a:stretch>
+                      <a:fillRect/>
+                    </a:stretch>
+                  </pic:blipFill>
+                  <pic:spPr>
+                    <a:xfrm>
+                      <a:off x="0" y="0"/>
+                      <a:ext cx="1209675" cy="2197100"/>
+                    </a:xfrm>
+                    <a:prstGeom prst="rect">
+                      <a:avLst/>
+                    </a:prstGeom>
+                  </pic:spPr>
+                </pic:pic>
+              </a:graphicData>
+            </a:graphic>
+            <wp14:sizeRelH relativeFrom="margin">
+              <wp14:pctWidth>0</wp14:pctWidth>
+            </wp14:sizeRelH>
+            <wp14:sizeRelV relativeFrom="margin">
+              <wp14:pctHeight>0</wp14:pctHeight>
+            </wp14:sizeRelV>
+          </wp:anchor>
+        </w:drawing>
+      </w:r>
+      <w:r>
+        <w:t>schermata cartella clinica:</w:t>
+      </w:r>
+    </w:p>
+    <w:p>
+      <w:r>
+        <w:drawing>
+          <wp:anchor distT="0" distB="0" distL="114300" distR="114300" simplePos="0" relativeHeight="251661312" behindDoc="0" locked="0" layoutInCell="1" allowOverlap="1" wp14:anchorId="52862408" wp14:editId="40D97945">
+            <wp:simplePos x="0" y="0"/>
+            <wp:positionH relativeFrom="column">
+              <wp:posOffset>4448865</wp:posOffset>
+            </wp:positionH>
+            <wp:positionV relativeFrom="paragraph">
+              <wp:posOffset>11678</wp:posOffset>
+            </wp:positionV>
+            <wp:extent cx="1856740" cy="907415"/>
+            <wp:effectExtent l="0" t="0" r="0" b="6985"/>
+            <wp:wrapNone/>
+            <wp:docPr id="801979498" name="Immagine 1" descr="Immagine che contiene testo, schermata, Carattere, linea&#10;&#10;Il contenuto generato dall'IA potrebbe non essere corretto."/>
+            <wp:cNvGraphicFramePr>
+              <a:graphicFrameLocks xmlns:a="http://schemas.openxmlformats.org/drawingml/2006/main" noChangeAspect="1"/>
+            </wp:cNvGraphicFramePr>
+            <a:graphic xmlns:a="http://schemas.openxmlformats.org/drawingml/2006/main">
+              <a:graphicData uri="http://schemas.openxmlformats.org/drawingml/2006/picture">
+                <pic:pic xmlns:pic="http://schemas.openxmlformats.org/drawingml/2006/picture">
+                  <pic:nvPicPr>
+                    <pic:cNvPr id="801979498" name="Immagine 1" descr="Immagine che contiene testo, schermata, Carattere, linea&#10;&#10;Il contenuto generato dall'IA potrebbe non essere corretto."/>
+                    <pic:cNvPicPr/>
+                  </pic:nvPicPr>
+                  <pic:blipFill>
+                    <a:blip r:embed="rId13">
+                      <a:extLst>
+                        <a:ext uri="{28A0092B-C50C-407E-A947-70E740481C1C}">
+                          <a14:useLocalDpi xmlns:a14="http://schemas.microsoft.com/office/drawing/2010/main" val="0"/>
+                        </a:ext>
+                      </a:extLst>
+                    </a:blip>
+                    <a:stretch>
+                      <a:fillRect/>
+                    </a:stretch>
+                  </pic:blipFill>
+                  <pic:spPr>
+                    <a:xfrm>
+                      <a:off x="0" y="0"/>
+                      <a:ext cx="1856740" cy="907415"/>
+                    </a:xfrm>
+                    <a:prstGeom prst="rect">
+                      <a:avLst/>
+                    </a:prstGeom>
+                  </pic:spPr>
+                </pic:pic>
+              </a:graphicData>
+            </a:graphic>
+            <wp14:sizeRelH relativeFrom="margin">
+              <wp14:pctWidth>0</wp14:pctWidth>
+            </wp14:sizeRelH>
+            <wp14:sizeRelV relativeFrom="margin">
+              <wp14:pctHeight>0</wp14:pctHeight>
+            </wp14:sizeRelV>
+          </wp:anchor>
+        </w:drawing>
+      </w:r>
+      <w:r>
+        <w:t>lista dei Log delle cartelle cliniche</w:t>
+      </w:r>
+    </w:p>
+    <w:p>
+      <w:r>
+        <w:t>per aggiungere un log</w:t>
+      </w:r>
+    </w:p>
+    <w:p>
+      <w:r>
+        <w:t>compare una finestra di dialogo:</w:t>
+      </w:r>
+    </w:p>
+    <w:p/>
+    <w:p/>
+    <w:p/>
+    <w:p/>
+    <w:p>
+      <w:pPr>
+        <w:jc w:val="right"/>
+      </w:pPr>
+      <w:r>
+        <w:drawing>
+          <wp:anchor distT="0" distB="0" distL="114300" distR="114300" simplePos="0" relativeHeight="251662336" behindDoc="0" locked="0" layoutInCell="1" allowOverlap="1" wp14:anchorId="0C107D98" wp14:editId="049C4110">
+            <wp:simplePos x="0" y="0"/>
+            <wp:positionH relativeFrom="column">
+              <wp:posOffset>4855210</wp:posOffset>
+            </wp:positionH>
+            <wp:positionV relativeFrom="paragraph">
+              <wp:posOffset>5715</wp:posOffset>
+            </wp:positionV>
+            <wp:extent cx="1028700" cy="1911350"/>
+            <wp:effectExtent l="0" t="0" r="0" b="0"/>
+            <wp:wrapSquare wrapText="bothSides"/>
+            <wp:docPr id="226421834" name="Immagine 1" descr="Immagine che contiene testo, schermata, design&#10;&#10;Il contenuto generato dall'IA potrebbe non essere corretto."/>
+            <wp:cNvGraphicFramePr>
+              <a:graphicFrameLocks xmlns:a="http://schemas.openxmlformats.org/drawingml/2006/main" noChangeAspect="1"/>
+            </wp:cNvGraphicFramePr>
+            <a:graphic xmlns:a="http://schemas.openxmlformats.org/drawingml/2006/main">
+              <a:graphicData uri="http://schemas.openxmlformats.org/drawingml/2006/picture">
+                <pic:pic xmlns:pic="http://schemas.openxmlformats.org/drawingml/2006/picture">
+                  <pic:nvPicPr>
+                    <pic:cNvPr id="226421834" name="Immagine 1" descr="Immagine che contiene testo, schermata, design&#10;&#10;Il contenuto generato dall'IA potrebbe non essere corretto."/>
+                    <pic:cNvPicPr/>
+                  </pic:nvPicPr>
+                  <pic:blipFill>
+                    <a:blip r:embed="rId14" cstate="print">
+                      <a:extLst>
+                        <a:ext uri="{28A0092B-C50C-407E-A947-70E740481C1C}">
+                          <a14:useLocalDpi xmlns:a14="http://schemas.microsoft.com/office/drawing/2010/main" val="0"/>
+                        </a:ext>
+                      </a:extLst>
+                    </a:blip>
+                    <a:stretch>
+                      <a:fillRect/>
+                    </a:stretch>
+                  </pic:blipFill>
+                  <pic:spPr>
+                    <a:xfrm>
+                      <a:off x="0" y="0"/>
+                      <a:ext cx="1028700" cy="1911350"/>
+                    </a:xfrm>
+                    <a:prstGeom prst="rect">
+                      <a:avLst/>
+                    </a:prstGeom>
+                  </pic:spPr>
+                </pic:pic>
+              </a:graphicData>
+            </a:graphic>
+            <wp14:sizeRelH relativeFrom="margin">
+              <wp14:pctWidth>0</wp14:pctWidth>
+            </wp14:sizeRelH>
+            <wp14:sizeRelV relativeFrom="margin">
+              <wp14:pctHeight>0</wp14:pctHeight>
+            </wp14:sizeRelV>
+          </wp:anchor>
+        </w:drawing>
+      </w:r>
+      <w:r>
+        <w:t>schermata ricerca servizi</w:t>
+      </w:r>
+    </w:p>
+    <w:p>
+      <w:pPr>
+        <w:jc w:val="right"/>
+      </w:pPr>
+      <w:r>
+        <w:t>in base alla zona che viene scelta ci verranno proposte attività vicine</w:t>
+      </w:r>
+    </w:p>
+    <w:p>
+      <w:pPr>
+        <w:jc w:val="right"/>
+      </w:pPr>
+      <w:r>
+        <w:t>cliccando su un’ attività in particolare avremo più dettagli</w:t>
+      </w:r>
+    </w:p>
+    <w:p>
+      <w:pPr>
+        <w:jc w:val="right"/>
+      </w:pPr>
+    </w:p>
+    <w:p>
+      <w:pPr>
+        <w:jc w:val="right"/>
+      </w:pPr>
+    </w:p>
+    <w:p>
+      <w:pPr>
+        <w:jc w:val="right"/>
+      </w:pPr>
+    </w:p>
+    <w:p>
+      <w:pPr>
+        <w:jc w:val="right"/>
+      </w:pPr>
+    </w:p>
+    <w:p>
+      <w:pPr>
+        <w:jc w:val="right"/>
+      </w:pPr>
+    </w:p>
+    <w:p/>
+    <w:p>
+      <w:pPr>
+        <w:rPr>
+          <w:sz w:val="36"/>
+          <w:szCs w:val="36"/>
+        </w:rPr>
+      </w:pPr>
+      <w:proofErr w:type="spellStart"/>
+      <w:r>
+        <w:rPr>
+          <w:sz w:val="36"/>
+          <w:szCs w:val="36"/>
+        </w:rPr>
+        <w:t>Flask</w:t>
+      </w:r>
+      <w:proofErr w:type="spellEnd"/>
+    </w:p>
+    <w:p>
+      <w:proofErr w:type="spellStart"/>
+      <w:r>
+        <w:t>Flask</w:t>
+      </w:r>
+      <w:proofErr w:type="spellEnd"/>
+      <w:r>
+        <w:t xml:space="preserve"> è un framework</w:t>
+      </w:r>
+      <w:r>
+        <w:t xml:space="preserve">, </w:t>
+      </w:r>
+      <w:r>
+        <w:t xml:space="preserve">ovvero un insieme di librerie e </w:t>
+      </w:r>
+      <w:r>
+        <w:t xml:space="preserve">metodi che ci danno una base solida per costruire la nostra app/sito. È scritto in linguaggio Python e </w:t>
+      </w:r>
+      <w:r>
+        <w:t>il suo scopo è mettere a disposizione API REST che ci aiutano a dialogare con il lato back-end dove verranno salvati i dati degli utenti.</w:t>
+      </w:r>
+    </w:p>
+    <w:p>
+      <w:r>
+        <w:t xml:space="preserve">Le API sono protocolli che permettono lo scambio di informazioni in rete, REST invece è la specifica API che comunica in protocollo http/https e manda dati in formato JSON. Le istruzioni che il client può inviare al server sono di 4 tipi: </w:t>
+      </w:r>
+    </w:p>
+    <w:p>
+      <w:pPr>
+        <w:pStyle w:val="Paragrafoelenco"/>
+        <w:numPr>
+          <w:ilvl w:val="0"/>
+          <w:numId w:val="3"/>
+        </w:numPr>
+      </w:pPr>
+      <w:r>
+        <w:t>GET (prendi</w:t>
+      </w:r>
+      <w:r>
+        <w:t>):</w:t>
+      </w:r>
+      <w:r>
+        <w:t xml:space="preserve"> richiede dati al server</w:t>
+      </w:r>
+    </w:p>
+    <w:p>
+      <w:pPr>
+        <w:pStyle w:val="Paragrafoelenco"/>
+        <w:numPr>
+          <w:ilvl w:val="0"/>
+          <w:numId w:val="3"/>
+        </w:numPr>
+      </w:pPr>
+      <w:r>
+        <w:t>POST (invia</w:t>
+      </w:r>
+      <w:r>
+        <w:t>):</w:t>
+      </w:r>
+      <w:r>
+        <w:t xml:space="preserve"> invia dati al server</w:t>
+      </w:r>
+    </w:p>
+    <w:p>
+      <w:pPr>
+        <w:pStyle w:val="Paragrafoelenco"/>
+        <w:numPr>
+          <w:ilvl w:val="0"/>
+          <w:numId w:val="3"/>
+        </w:numPr>
+      </w:pPr>
+      <w:r>
+        <w:t>PUT</w:t>
+      </w:r>
+      <w:r>
+        <w:t xml:space="preserve"> (metti): aggiorna o modifica dati già presenti</w:t>
+      </w:r>
+    </w:p>
+    <w:p>
+      <w:pPr>
+        <w:pStyle w:val="Paragrafoelenco"/>
+        <w:numPr>
+          <w:ilvl w:val="0"/>
+          <w:numId w:val="3"/>
+        </w:numPr>
+      </w:pPr>
+      <w:r>
+        <w:t>DELETE (elimina): elimina dati presenti sul server</w:t>
+      </w:r>
+    </w:p>
     <w:sectPr>
       <w:pgSz w:w="11906" w:h="16838"/>
       <w:pgMar w:top="1417" w:right="1134" w:bottom="1134" w:left="1134" w:header="708" w:footer="708" w:gutter="0"/>
@@ -971,6 +1449,119 @@
     </w:lvl>
   </w:abstractNum>
   <w:abstractNum w:abstractNumId="1" w15:restartNumberingAfterBreak="0">
+    <w:nsid w:val="410935BA"/>
+    <w:multiLevelType w:val="hybridMultilevel"/>
+    <w:tmpl w:val="D01A2556"/>
+    <w:lvl w:ilvl="0" w:tplc="04100001">
+      <w:start w:val="1"/>
+      <w:numFmt w:val="bullet"/>
+      <w:lvlText w:val=""/>
+      <w:lvlJc w:val="left"/>
+      <w:pPr>
+        <w:ind w:left="720" w:hanging="360"/>
+      </w:pPr>
+      <w:rPr>
+        <w:rFonts w:ascii="Symbol" w:hAnsi="Symbol" w:hint="default"/>
+      </w:rPr>
+    </w:lvl>
+    <w:lvl w:ilvl="1" w:tplc="04100003" w:tentative="1">
+      <w:start w:val="1"/>
+      <w:numFmt w:val="bullet"/>
+      <w:lvlText w:val="o"/>
+      <w:lvlJc w:val="left"/>
+      <w:pPr>
+        <w:ind w:left="1440" w:hanging="360"/>
+      </w:pPr>
+      <w:rPr>
+        <w:rFonts w:ascii="Courier New" w:hAnsi="Courier New" w:cs="Courier New" w:hint="default"/>
+      </w:rPr>
+    </w:lvl>
+    <w:lvl w:ilvl="2" w:tplc="04100005" w:tentative="1">
+      <w:start w:val="1"/>
+      <w:numFmt w:val="bullet"/>
+      <w:lvlText w:val=""/>
+      <w:lvlJc w:val="left"/>
+      <w:pPr>
+        <w:ind w:left="2160" w:hanging="360"/>
+      </w:pPr>
+      <w:rPr>
+        <w:rFonts w:ascii="Wingdings" w:hAnsi="Wingdings" w:hint="default"/>
+      </w:rPr>
+    </w:lvl>
+    <w:lvl w:ilvl="3" w:tplc="04100001" w:tentative="1">
+      <w:start w:val="1"/>
+      <w:numFmt w:val="bullet"/>
+      <w:lvlText w:val=""/>
+      <w:lvlJc w:val="left"/>
+      <w:pPr>
+        <w:ind w:left="2880" w:hanging="360"/>
+      </w:pPr>
+      <w:rPr>
+        <w:rFonts w:ascii="Symbol" w:hAnsi="Symbol" w:hint="default"/>
+      </w:rPr>
+    </w:lvl>
+    <w:lvl w:ilvl="4" w:tplc="04100003" w:tentative="1">
+      <w:start w:val="1"/>
+      <w:numFmt w:val="bullet"/>
+      <w:lvlText w:val="o"/>
+      <w:lvlJc w:val="left"/>
+      <w:pPr>
+        <w:ind w:left="3600" w:hanging="360"/>
+      </w:pPr>
+      <w:rPr>
+        <w:rFonts w:ascii="Courier New" w:hAnsi="Courier New" w:cs="Courier New" w:hint="default"/>
+      </w:rPr>
+    </w:lvl>
+    <w:lvl w:ilvl="5" w:tplc="04100005" w:tentative="1">
+      <w:start w:val="1"/>
+      <w:numFmt w:val="bullet"/>
+      <w:lvlText w:val=""/>
+      <w:lvlJc w:val="left"/>
+      <w:pPr>
+        <w:ind w:left="4320" w:hanging="360"/>
+      </w:pPr>
+      <w:rPr>
+        <w:rFonts w:ascii="Wingdings" w:hAnsi="Wingdings" w:hint="default"/>
+      </w:rPr>
+    </w:lvl>
+    <w:lvl w:ilvl="6" w:tplc="04100001" w:tentative="1">
+      <w:start w:val="1"/>
+      <w:numFmt w:val="bullet"/>
+      <w:lvlText w:val=""/>
+      <w:lvlJc w:val="left"/>
+      <w:pPr>
+        <w:ind w:left="5040" w:hanging="360"/>
+      </w:pPr>
+      <w:rPr>
+        <w:rFonts w:ascii="Symbol" w:hAnsi="Symbol" w:hint="default"/>
+      </w:rPr>
+    </w:lvl>
+    <w:lvl w:ilvl="7" w:tplc="04100003" w:tentative="1">
+      <w:start w:val="1"/>
+      <w:numFmt w:val="bullet"/>
+      <w:lvlText w:val="o"/>
+      <w:lvlJc w:val="left"/>
+      <w:pPr>
+        <w:ind w:left="5760" w:hanging="360"/>
+      </w:pPr>
+      <w:rPr>
+        <w:rFonts w:ascii="Courier New" w:hAnsi="Courier New" w:cs="Courier New" w:hint="default"/>
+      </w:rPr>
+    </w:lvl>
+    <w:lvl w:ilvl="8" w:tplc="04100005" w:tentative="1">
+      <w:start w:val="1"/>
+      <w:numFmt w:val="bullet"/>
+      <w:lvlText w:val=""/>
+      <w:lvlJc w:val="left"/>
+      <w:pPr>
+        <w:ind w:left="6480" w:hanging="360"/>
+      </w:pPr>
+      <w:rPr>
+        <w:rFonts w:ascii="Wingdings" w:hAnsi="Wingdings" w:hint="default"/>
+      </w:rPr>
+    </w:lvl>
+  </w:abstractNum>
+  <w:abstractNum w:abstractNumId="2" w15:restartNumberingAfterBreak="0">
     <w:nsid w:val="6C0E1B58"/>
     <w:multiLevelType w:val="hybridMultilevel"/>
     <w:tmpl w:val="34622376"/>
@@ -1063,6 +1654,9 @@
     <w:abstractNumId w:val="0"/>
   </w:num>
   <w:num w:numId="2" w16cid:durableId="446774039">
+    <w:abstractNumId w:val="2"/>
+  </w:num>
+  <w:num w:numId="3" w16cid:durableId="824903141">
     <w:abstractNumId w:val="1"/>
   </w:num>
 </w:numbering>
